--- a/data/outputs/v2/Core_Mathematics/SS1.3_Quadratic_Expressions_and_Equations/Core_Mathematics_Quadratic_Expressions_and_Equations_FinalExplanation.docx
+++ b/data/outputs/v2/Core_Mathematics/SS1.3_Quadratic_Expressions_and_Equations/Core_Mathematics_Quadratic_Expressions_and_Equations_FinalExplanation.docx
@@ -38,6 +38,177 @@
           <w:szCs w:val="22"/>
         </w:rPr>
         <w:t xml:space="preserve">Student Assessment Document</w:t>
+      </w:r>
+    </w:p>
+    <w:p>
+      <w:pPr>
+        <w:spacing w:after="80" w:before="120"/>
+      </w:pPr>
+      <w:r>
+        <w:rPr>
+          <w:rFonts w:ascii="Arial" w:cs="Arial" w:eastAsia="Arial" w:hAnsi="Arial"/>
+          <w:b/>
+          <w:bCs/>
+          <w:color w:val="1F3864"/>
+          <w:sz w:val="20"/>
+          <w:szCs w:val="20"/>
+        </w:rPr>
+        <w:t xml:space="preserve">ATTRIBUTION AND LICENSING</w:t>
+      </w:r>
+    </w:p>
+    <w:p>
+      <w:pPr>
+        <w:spacing w:after="60" w:before="0"/>
+      </w:pPr>
+      <w:r>
+        <w:rPr>
+          <w:rFonts w:ascii="Arial" w:cs="Arial" w:eastAsia="Arial" w:hAnsi="Arial"/>
+          <w:b/>
+          <w:bCs/>
+          <w:sz w:val="17"/>
+          <w:szCs w:val="17"/>
+        </w:rPr>
+        <w:t xml:space="preserve">Curriculum Alignment: </w:t>
+      </w:r>
+      <w:r>
+        <w:rPr>
+          <w:rFonts w:ascii="Arial" w:cs="Arial" w:eastAsia="Arial" w:hAnsi="Arial"/>
+          <w:sz w:val="17"/>
+          <w:szCs w:val="17"/>
+        </w:rPr>
+        <w:t xml:space="preserve">Structured in pedagogical alignment with the competence-based curriculum format and learning outcomes established by the Kenya Institute of Curriculum Development (KICD). This material is independently developed and is not officially endorsed or published by KICD.</w:t>
+      </w:r>
+    </w:p>
+    <w:p>
+      <w:pPr>
+        <w:spacing w:after="60" w:before="0"/>
+      </w:pPr>
+      <w:r>
+        <w:rPr>
+          <w:rFonts w:ascii="Arial" w:cs="Arial" w:eastAsia="Arial" w:hAnsi="Arial"/>
+          <w:b/>
+          <w:bCs/>
+          <w:sz w:val="17"/>
+          <w:szCs w:val="17"/>
+        </w:rPr>
+        <w:t xml:space="preserve">Content &amp; Pedagogy: </w:t>
+      </w:r>
+      <w:r>
+        <w:rPr>
+          <w:rFonts w:ascii="Arial" w:cs="Arial" w:eastAsia="Arial" w:hAnsi="Arial"/>
+          <w:sz w:val="17"/>
+          <w:szCs w:val="17"/>
+        </w:rPr>
+        <w:t xml:space="preserve">Developed and adapted by the educator team at SeaVuria (registered 501(c)(3) in the United States and registered NGO in Kenya, No. 872-850A-BF11), who designed the pedagogical framework, lesson templates and exemplar lessons on which this material is based.</w:t>
+      </w:r>
+    </w:p>
+    <w:p>
+      <w:pPr>
+        <w:spacing w:after="60" w:before="0"/>
+      </w:pPr>
+      <w:r>
+        <w:rPr>
+          <w:rFonts w:ascii="Arial" w:cs="Arial" w:eastAsia="Arial" w:hAnsi="Arial"/>
+          <w:b/>
+          <w:bCs/>
+          <w:sz w:val="17"/>
+          <w:szCs w:val="17"/>
+        </w:rPr>
+        <w:t xml:space="preserve">Production &amp; Layout: </w:t>
+      </w:r>
+      <w:r>
+        <w:rPr>
+          <w:rFonts w:ascii="Arial" w:cs="Arial" w:eastAsia="Arial" w:hAnsi="Arial"/>
+          <w:sz w:val="17"/>
+          <w:szCs w:val="17"/>
+        </w:rPr>
+        <w:t xml:space="preserve">Educational design and curriculum sequencing by SeaVuria. Technical layout, structural formatting, and digital optimization/implementation executed in partnership with ARES Education (registered 501(c)(3) in the United States and Canada (as Afretech Aid) and registered NGO in Kenya), with lesson drafting and compilation assisted by AI (Claude, Anthropic).</w:t>
+      </w:r>
+    </w:p>
+    <w:p>
+      <w:pPr>
+        <w:pBdr>
+          <w:bottom w:val="single" w:color="1F3864" w:sz="6" w:space="6"/>
+        </w:pBdr>
+        <w:spacing w:after="60" w:before="0"/>
+      </w:pPr>
+      <w:r>
+        <w:rPr>
+          <w:rFonts w:ascii="Arial" w:cs="Arial" w:eastAsia="Arial" w:hAnsi="Arial"/>
+          <w:b/>
+          <w:bCs/>
+          <w:sz w:val="17"/>
+          <w:szCs w:val="17"/>
+        </w:rPr>
+        <w:t xml:space="preserve">Licensing &amp; Copyright: </w:t>
+      </w:r>
+      <w:r>
+        <w:rPr>
+          <w:rFonts w:ascii="Arial" w:cs="Arial" w:eastAsia="Arial" w:hAnsi="Arial"/>
+          <w:sz w:val="17"/>
+          <w:szCs w:val="17"/>
+        </w:rPr>
+        <w:t xml:space="preserve">© 2026 SeaVuria and ARES. This work is licensed under a </w:t>
+      </w:r>
+      <w:hyperlink w:history="1" r:id="rId-viamhg-bjnxrgnjvwd70">
+        <w:r>
+          <w:rPr>
+            <w:rFonts w:ascii="Arial" w:cs="Arial" w:eastAsia="Arial" w:hAnsi="Arial"/>
+            <w:color w:val="1F6B75"/>
+            <w:sz w:val="17"/>
+            <w:szCs w:val="17"/>
+            <w:u w:val="single" w:color="1F6B75"/>
+          </w:rPr>
+          <w:t xml:space="preserve">Creative Commons Attribution-NonCommercial 4.0 International License</w:t>
+        </w:r>
+      </w:hyperlink>
+      <w:r>
+        <w:rPr>
+          <w:rFonts w:ascii="Arial" w:cs="Arial" w:eastAsia="Arial" w:hAnsi="Arial"/>
+          <w:sz w:val="17"/>
+          <w:szCs w:val="17"/>
+        </w:rPr>
+        <w:t xml:space="preserve"> (</w:t>
+      </w:r>
+      <w:hyperlink w:history="1" r:id="rIdfkucwuin8odzyg0ngrozk">
+        <w:r>
+          <w:rPr>
+            <w:rFonts w:ascii="Arial" w:cs="Arial" w:eastAsia="Arial" w:hAnsi="Arial"/>
+            <w:color w:val="1F6B75"/>
+            <w:sz w:val="17"/>
+            <w:szCs w:val="17"/>
+            <w:u w:val="single" w:color="1F6B75"/>
+          </w:rPr>
+          <w:t xml:space="preserve">CC BY-NC 4.0</w:t>
+        </w:r>
+      </w:hyperlink>
+      <w:r>
+        <w:rPr>
+          <w:rFonts w:ascii="Arial" w:cs="Arial" w:eastAsia="Arial" w:hAnsi="Arial"/>
+          <w:sz w:val="17"/>
+          <w:szCs w:val="17"/>
+        </w:rPr>
+        <w:t xml:space="preserve">). To view a copy of this license, visit </w:t>
+      </w:r>
+      <w:hyperlink w:history="1" r:id="rIdxjwb0kl0r9giebo7es3lt">
+        <w:r>
+          <w:rPr>
+            <w:rFonts w:ascii="Arial" w:cs="Arial" w:eastAsia="Arial" w:hAnsi="Arial"/>
+            <w:color w:val="1F6B75"/>
+            <w:sz w:val="17"/>
+            <w:szCs w:val="17"/>
+            <w:u w:val="single" w:color="1F6B75"/>
+          </w:rPr>
+          <w:t xml:space="preserve">https://creativecommons.org/licenses/by-nc/4.0/</w:t>
+        </w:r>
+      </w:hyperlink>
+      <w:r>
+        <w:rPr>
+          <w:rFonts w:ascii="Arial" w:cs="Arial" w:eastAsia="Arial" w:hAnsi="Arial"/>
+          <w:sz w:val="17"/>
+          <w:szCs w:val="17"/>
+        </w:rPr>
+        <w:t xml:space="preserve">. You are free to copy, redistribute, and adapt this material in any medium or format, provided appropriate credit is given and the material is not used for commercial purposes. KICD learning outcomes and curriculum designations reproduced here for alignment purposes remain the property of KICD and are not covered by this license. Linked external resources (e.g. CK-12, Khan Academy, PhET) are subject to their own licenses.</w:t>
       </w:r>
     </w:p>
     <w:p>

--- a/data/outputs/v2/Core_Mathematics/SS1.3_Quadratic_Expressions_and_Equations/Core_Mathematics_Quadratic_Expressions_and_Equations_FinalExplanation.docx
+++ b/data/outputs/v2/Core_Mathematics/SS1.3_Quadratic_Expressions_and_Equations/Core_Mathematics_Quadratic_Expressions_and_Equations_FinalExplanation.docx
@@ -95,7 +95,7 @@
                 <w:sz w:val="22"/>
                 <w:szCs w:val="22"/>
               </w:rPr>
-              <w:t xml:space="preserve">FINAL EXPLANATION: CORE MATHEMATICS – GRADE 10 | SUB-STRAND 1.3: QUADRATIC EXPRESSIONS AND EQUATIONS</w:t>
+              <w:t xml:space="preserve">FINAL EXPLANATION: CORE MATHEMATICS GRADE 10 – SUB-STRAND 1.3: QUADRATIC EXPRESSIONS AND EQUATIONS – FINAL EXPLANATION</w:t>
             </w:r>
           </w:p>
         </w:tc>
@@ -422,165 +422,7 @@
                 <w:sz w:val="18"/>
                 <w:szCs w:val="18"/>
               </w:rPr>
-              <w:t xml:space="preserve">This Final Explanation document is your opportunity to show everything you have learned across the 8 lessons in this unit. You are writing for an audience that has NOT yet studied quadratic expressions and equations — imagine explaining to a fellow student who missed the whole unit. Your explanation must directly answer the driving question: "How can we use the mathematics of quadratic expressions and equations to predict, explain, and solve real problems — from the arc of a thrown ball on our school field to the dimensions of a farmer's shamba in Kericho?"</w:t>
-            </w:r>
-          </w:p>
-          <w:p>
-            <w:pPr>
-              <w:spacing w:after="40" w:before="0"/>
-              <w:jc w:val="left"/>
-            </w:pPr>
-            <w:r>
-              <w:rPr>
-                <w:rFonts w:ascii="Arial" w:cs="Arial" w:eastAsia="Arial" w:hAnsi="Arial"/>
-                <w:b w:val="false"/>
-                <w:bCs w:val="false"/>
-                <w:i w:val="false"/>
-                <w:iCs w:val="false"/>
-                <w:color w:val="000000"/>
-                <w:sz w:val="18"/>
-                <w:szCs w:val="18"/>
-              </w:rPr>
-              <w:t xml:space="preserve"/>
-            </w:r>
-          </w:p>
-          <w:p>
-            <w:pPr>
-              <w:spacing w:after="40" w:before="0"/>
-              <w:jc w:val="left"/>
-            </w:pPr>
-            <w:r>
-              <w:rPr>
-                <w:rFonts w:ascii="Arial" w:cs="Arial" w:eastAsia="Arial" w:hAnsi="Arial"/>
-                <w:b w:val="false"/>
-                <w:bCs w:val="false"/>
-                <w:i w:val="false"/>
-                <w:iCs w:val="false"/>
-                <w:color w:val="000000"/>
-                <w:sz w:val="18"/>
-                <w:szCs w:val="18"/>
-              </w:rPr>
-              <w:t xml:space="preserve">READ BEFORE YOU WRITE:</w:t>
-            </w:r>
-          </w:p>
-          <w:p>
-            <w:pPr>
-              <w:spacing w:after="30" w:before="0"/>
-              <w:ind w:left="360" w:hanging="180"/>
-              <w:jc w:val="left"/>
-            </w:pPr>
-            <w:r>
-              <w:rPr>
-                <w:rFonts w:ascii="Arial" w:cs="Arial" w:eastAsia="Arial" w:hAnsi="Arial"/>
-                <w:b w:val="false"/>
-                <w:bCs w:val="false"/>
-                <w:i w:val="false"/>
-                <w:iCs w:val="false"/>
-                <w:color w:val="000000"/>
-                <w:sz w:val="18"/>
-                <w:szCs w:val="18"/>
-              </w:rPr>
-              <w:t xml:space="preserve">–  Use clear, precise mathematical language — define every key term the first time you use it.</w:t>
-            </w:r>
-          </w:p>
-          <w:p>
-            <w:pPr>
-              <w:spacing w:after="30" w:before="0"/>
-              <w:ind w:left="360" w:hanging="180"/>
-              <w:jc w:val="left"/>
-            </w:pPr>
-            <w:r>
-              <w:rPr>
-                <w:rFonts w:ascii="Arial" w:cs="Arial" w:eastAsia="Arial" w:hAnsi="Arial"/>
-                <w:b w:val="false"/>
-                <w:bCs w:val="false"/>
-                <w:i w:val="false"/>
-                <w:iCs w:val="false"/>
-                <w:color w:val="000000"/>
-                <w:sz w:val="18"/>
-                <w:szCs w:val="18"/>
-              </w:rPr>
-              <w:t xml:space="preserve">–  Connect EVERY section back to the anchoring phenomenon (the shot put throw on sports day) OR the Kericho farmer's shamba, or both.</w:t>
-            </w:r>
-          </w:p>
-          <w:p>
-            <w:pPr>
-              <w:spacing w:after="30" w:before="0"/>
-              <w:ind w:left="360" w:hanging="180"/>
-              <w:jc w:val="left"/>
-            </w:pPr>
-            <w:r>
-              <w:rPr>
-                <w:rFonts w:ascii="Arial" w:cs="Arial" w:eastAsia="Arial" w:hAnsi="Arial"/>
-                <w:b w:val="false"/>
-                <w:bCs w:val="false"/>
-                <w:i w:val="false"/>
-                <w:iCs w:val="false"/>
-                <w:color w:val="000000"/>
-                <w:sz w:val="18"/>
-                <w:szCs w:val="18"/>
-              </w:rPr>
-              <w:t xml:space="preserve">–  Show your working — do not just state answers. Explain WHY each step is done, not just HOW.</w:t>
-            </w:r>
-          </w:p>
-          <w:p>
-            <w:pPr>
-              <w:spacing w:after="30" w:before="0"/>
-              <w:ind w:left="360" w:hanging="180"/>
-              <w:jc w:val="left"/>
-            </w:pPr>
-            <w:r>
-              <w:rPr>
-                <w:rFonts w:ascii="Arial" w:cs="Arial" w:eastAsia="Arial" w:hAnsi="Arial"/>
-                <w:b w:val="false"/>
-                <w:bCs w:val="false"/>
-                <w:i w:val="false"/>
-                <w:iCs w:val="false"/>
-                <w:color w:val="000000"/>
-                <w:sz w:val="18"/>
-                <w:szCs w:val="18"/>
-              </w:rPr>
-              <w:t xml:space="preserve">–  Write in full sentences and paragraphs. Bullet points alone are not sufficient.</w:t>
-            </w:r>
-          </w:p>
-          <w:p>
-            <w:pPr>
-              <w:spacing w:after="30" w:before="0"/>
-              <w:ind w:left="360" w:hanging="180"/>
-              <w:jc w:val="left"/>
-            </w:pPr>
-            <w:r>
-              <w:rPr>
-                <w:rFonts w:ascii="Arial" w:cs="Arial" w:eastAsia="Arial" w:hAnsi="Arial"/>
-                <w:b w:val="false"/>
-                <w:bCs w:val="false"/>
-                <w:i w:val="false"/>
-                <w:iCs w:val="false"/>
-                <w:color w:val="000000"/>
-                <w:sz w:val="18"/>
-                <w:szCs w:val="18"/>
-              </w:rPr>
-              <w:t xml:space="preserve">–  You must include at least ONE fully worked numerical example in each section.</w:t>
-            </w:r>
-          </w:p>
-          <w:p>
-            <w:pPr>
-              <w:spacing w:after="30" w:before="0"/>
-              <w:ind w:left="360" w:hanging="180"/>
-              <w:jc w:val="left"/>
-            </w:pPr>
-            <w:r>
-              <w:rPr>
-                <w:rFonts w:ascii="Arial" w:cs="Arial" w:eastAsia="Arial" w:hAnsi="Arial"/>
-                <w:b w:val="false"/>
-                <w:bCs w:val="false"/>
-                <w:i w:val="false"/>
-                <w:iCs w:val="false"/>
-                <w:color w:val="000000"/>
-                <w:sz w:val="18"/>
-                <w:szCs w:val="18"/>
-              </w:rPr>
-              <w:t xml:space="preserve">–  Your explanation should be detailed enough that a student who reads it could solve a new quadratic problem they have never seen before.</w:t>
+              <w:t xml:space="preserve">This is your Final Explanation for the unit. Think back to the shot put thrown at the Nairobi school sports day, the tiled courtyard, and the Kericho tea farmer's shamba. Answer each question in the space below it, in full sentences, and show all your working. In Part 1 use the height rule from Lesson 1, h = −0.1x² + 1.2x + 1.5, where h is the height in metres and x is the horizontal distance in metres. In Parts 3, 4 and 5 use the simplified height rule h = −x² + 6x, which we used in later lessons to practise factorising and solving. Support every claim with evidence from the lessons, such as your calculations, your area diagrams, your Driving Question Board entries and your parabola model. Your three-part answer to the driving question comes at the end: How can we use the mathematics of quadratic expressions and equations to predict, explain, and solve real problems?</w:t>
             </w:r>
           </w:p>
         </w:tc>
@@ -608,14 +450,12 @@
         <w:tblLayout w:type="fixed"/>
       </w:tblPr>
       <w:tblGrid>
-        <w:gridCol w:w="3000"/>
-        <w:gridCol w:w="10680"/>
+        <w:gridCol w:w="13680"/>
       </w:tblGrid>
       <w:tr>
         <w:tc>
           <w:tcPr>
             <w:tcW w:type="dxa" w:w="13680"/>
-            <w:gridSpan w:val="2"/>
             <w:shd w:fill="1F3864" w:color="auto" w:val="clear"/>
             <w:tcMar>
               <w:top w:type="dxa" w:w="60"/>
@@ -641,15 +481,15 @@
                 <w:sz w:val="22"/>
                 <w:szCs w:val="22"/>
               </w:rPr>
-              <w:t xml:space="preserve">Section 1: What Is a Quadratic Expression — and Why Does the Shot Put Curve?</w:t>
-            </w:r>
-          </w:p>
-        </w:tc>
-      </w:tr>
-      <w:tr>
-        <w:tc>
-          <w:tcPr>
-            <w:tcW w:type="dxa" w:w="3000"/>
+              <w:t xml:space="preserve">Part 1: Why a straight line cannot describe the throw</w:t>
+            </w:r>
+          </w:p>
+        </w:tc>
+      </w:tr>
+      <w:tr>
+        <w:tc>
+          <w:tcPr>
+            <w:tcW w:type="dxa" w:w="13680"/>
             <w:shd w:fill="D9EEF1" w:color="auto" w:val="clear"/>
             <w:tcMar>
               <w:top w:type="dxa" w:w="60"/>
@@ -675,13 +515,18 @@
                 <w:sz w:val="18"/>
                 <w:szCs w:val="18"/>
               </w:rPr>
-              <w:t xml:space="preserve">Explain what a quadratic expression is and how it is different from a linear expression. Use the shot put phenomenon to motivate WHY quadratic expressions matter. In your explanation: (a) define a quadratic expression in the form ax² + bx + c, identifying what a, b, and c represent and why a ≠ 0; (b) explain how expanding brackets produces a quadratic expression; (c) show ONE fully worked example of forming and expanding a quadratic expression from a real context (e.g., the height of the shot put or the area of a shamba). Make sure a reader who has never seen a quadratic expression before would understand what makes it 'quadratic.'</w:t>
-            </w:r>
-          </w:p>
-        </w:tc>
-        <w:tc>
-          <w:tcPr>
-            <w:tcW w:type="dxa" w:w="10680"/>
+              <w:t xml:space="preserve">On sports day, your classmate's slow-motion video showed the shot put tracing a smooth curve, not a straight line. (a) Using the Lesson 1 height rule h = −0.1x² + 1.2x + 1.5, work out the height of the ball when x = 0, 2, 4, 6, 8, 10 and 12 metres. (b) Find the first differences (change in h from one point to the next) and then the second differences. (c) Use your results to explain why a linear equation y = mx + c cannot fit this curve, and say which kind of expression is needed and what feature of it produces the rise-and-fall shape.</w:t>
+            </w:r>
+          </w:p>
+        </w:tc>
+      </w:tr>
+      <w:tr>
+        <w:trPr>
+          <w:trHeight w:val="4200" w:hRule="atLeast"/>
+        </w:trPr>
+        <w:tc>
+          <w:tcPr>
+            <w:tcW w:type="dxa" w:w="13680"/>
             <w:shd w:fill="FFFFFF" w:color="auto" w:val="clear"/>
             <w:tcMar>
               <w:top w:type="dxa" w:w="60"/>
@@ -701,260 +546,13 @@
                 <w:rFonts w:ascii="Arial" w:cs="Arial" w:eastAsia="Arial" w:hAnsi="Arial"/>
                 <w:b w:val="false"/>
                 <w:bCs w:val="false"/>
-                <w:i w:val="false"/>
-                <w:iCs w:val="false"/>
-                <w:color w:val="000000"/>
-                <w:sz w:val="18"/>
-                <w:szCs w:val="18"/>
-              </w:rPr>
-              <w:t xml:space="preserve">When the student athlete on sports day in Nairobi threw the shot put, her classmate noticed the ball traced a smooth curve — not a straight line. A straight-line path can be described by a linear expression like 2x + 3, where the highest power of x is 1. But the shot put's curved path cannot be captured that way. To describe a curve that rises, reaches a peak, and falls again, we need a new kind of expression — one where x is raised to the power of 2. This is called a quadratic expression.</w:t>
-            </w:r>
-          </w:p>
-          <w:p>
-            <w:pPr>
-              <w:spacing w:after="40" w:before="0"/>
-              <w:jc w:val="left"/>
-            </w:pPr>
-            <w:r>
-              <w:rPr>
-                <w:rFonts w:ascii="Arial" w:cs="Arial" w:eastAsia="Arial" w:hAnsi="Arial"/>
-                <w:b w:val="false"/>
-                <w:bCs w:val="false"/>
-                <w:i w:val="false"/>
-                <w:iCs w:val="false"/>
-                <w:color w:val="000000"/>
-                <w:sz w:val="18"/>
-                <w:szCs w:val="18"/>
-              </w:rPr>
-              <w:t xml:space="preserve"/>
-            </w:r>
-          </w:p>
-          <w:p>
-            <w:pPr>
-              <w:spacing w:after="40" w:before="0"/>
-              <w:jc w:val="left"/>
-            </w:pPr>
-            <w:r>
-              <w:rPr>
-                <w:rFonts w:ascii="Arial" w:cs="Arial" w:eastAsia="Arial" w:hAnsi="Arial"/>
-                <w:b w:val="false"/>
-                <w:bCs w:val="false"/>
-                <w:i w:val="false"/>
-                <w:iCs w:val="false"/>
-                <w:color w:val="000000"/>
-                <w:sz w:val="18"/>
-                <w:szCs w:val="18"/>
-              </w:rPr>
-              <w:t xml:space="preserve">A quadratic expression has the general form ax² + bx + c, where a, b, and c are constants and a ≠ 0. The term ax² is what gives the expression its curved shape; if a were zero, the x² term would disappear and we would be left with a straight line again. For the shot put, a is negative (a &lt; 0) because the ball rises and then falls — the parabola opens downward.</w:t>
-            </w:r>
-          </w:p>
-          <w:p>
-            <w:pPr>
-              <w:spacing w:after="40" w:before="0"/>
-              <w:jc w:val="left"/>
-            </w:pPr>
-            <w:r>
-              <w:rPr>
-                <w:rFonts w:ascii="Arial" w:cs="Arial" w:eastAsia="Arial" w:hAnsi="Arial"/>
-                <w:b w:val="false"/>
-                <w:bCs w:val="false"/>
-                <w:i w:val="false"/>
-                <w:iCs w:val="false"/>
-                <w:color w:val="000000"/>
-                <w:sz w:val="18"/>
-                <w:szCs w:val="18"/>
-              </w:rPr>
-              <w:t xml:space="preserve"/>
-            </w:r>
-          </w:p>
-          <w:p>
-            <w:pPr>
-              <w:spacing w:after="40" w:before="0"/>
-              <w:jc w:val="left"/>
-            </w:pPr>
-            <w:r>
-              <w:rPr>
-                <w:rFonts w:ascii="Arial" w:cs="Arial" w:eastAsia="Arial" w:hAnsi="Arial"/>
-                <w:b w:val="false"/>
-                <w:bCs w:val="false"/>
-                <w:i w:val="false"/>
-                <w:iCs w:val="false"/>
-                <w:color w:val="000000"/>
-                <w:sz w:val="18"/>
-                <w:szCs w:val="18"/>
-              </w:rPr>
-              <w:t xml:space="preserve">Quadratic expressions are often formed by expanding (multiplying out) two brackets. For example, imagine a rectangular shamba in Kericho where one side is (x + 3) metres and the other side is (x + 5) metres. The area of the shamba is length × width:</w:t>
-            </w:r>
-          </w:p>
-          <w:p>
-            <w:pPr>
-              <w:spacing w:after="40" w:before="0"/>
-              <w:jc w:val="left"/>
-            </w:pPr>
-            <w:r>
-              <w:rPr>
-                <w:rFonts w:ascii="Arial" w:cs="Arial" w:eastAsia="Arial" w:hAnsi="Arial"/>
-                <w:b w:val="false"/>
-                <w:bCs w:val="false"/>
-                <w:i w:val="false"/>
-                <w:iCs w:val="false"/>
-                <w:color w:val="000000"/>
-                <w:sz w:val="18"/>
-                <w:szCs w:val="18"/>
-              </w:rPr>
-              <w:t xml:space="preserve"/>
-            </w:r>
-          </w:p>
-          <w:p>
-            <w:pPr>
-              <w:spacing w:after="40" w:before="0"/>
-              <w:jc w:val="left"/>
-            </w:pPr>
-            <w:r>
-              <w:rPr>
-                <w:rFonts w:ascii="Arial" w:cs="Arial" w:eastAsia="Arial" w:hAnsi="Arial"/>
-                <w:b w:val="false"/>
-                <w:bCs w:val="false"/>
-                <w:i w:val="false"/>
-                <w:iCs w:val="false"/>
-                <w:color w:val="000000"/>
-                <w:sz w:val="18"/>
-                <w:szCs w:val="18"/>
-              </w:rPr>
-              <w:t xml:space="preserve">Area = (x + 3)(x + 5)</w:t>
-            </w:r>
-          </w:p>
-          <w:p>
-            <w:pPr>
-              <w:spacing w:after="40" w:before="0"/>
-              <w:jc w:val="left"/>
-            </w:pPr>
-            <w:r>
-              <w:rPr>
-                <w:rFonts w:ascii="Arial" w:cs="Arial" w:eastAsia="Arial" w:hAnsi="Arial"/>
-                <w:b w:val="false"/>
-                <w:bCs w:val="false"/>
-                <w:i w:val="false"/>
-                <w:iCs w:val="false"/>
-                <w:color w:val="000000"/>
-                <w:sz w:val="18"/>
-                <w:szCs w:val="18"/>
-              </w:rPr>
-              <w:t xml:space="preserve"/>
-            </w:r>
-          </w:p>
-          <w:p>
-            <w:pPr>
-              <w:spacing w:after="40" w:before="0"/>
-              <w:jc w:val="left"/>
-            </w:pPr>
-            <w:r>
-              <w:rPr>
-                <w:rFonts w:ascii="Arial" w:cs="Arial" w:eastAsia="Arial" w:hAnsi="Arial"/>
-                <w:b w:val="false"/>
-                <w:bCs w:val="false"/>
-                <w:i w:val="false"/>
-                <w:iCs w:val="false"/>
-                <w:color w:val="000000"/>
-                <w:sz w:val="18"/>
-                <w:szCs w:val="18"/>
-              </w:rPr>
-              <w:t xml:space="preserve">Expanding using the distributive law (FOIL):</w:t>
-            </w:r>
-          </w:p>
-          <w:p>
-            <w:pPr>
-              <w:spacing w:after="40" w:before="0"/>
-              <w:jc w:val="left"/>
-            </w:pPr>
-            <w:r>
-              <w:rPr>
-                <w:rFonts w:ascii="Arial" w:cs="Arial" w:eastAsia="Arial" w:hAnsi="Arial"/>
-                <w:b w:val="false"/>
-                <w:bCs w:val="false"/>
-                <w:i w:val="false"/>
-                <w:iCs w:val="false"/>
-                <w:color w:val="000000"/>
-                <w:sz w:val="18"/>
-                <w:szCs w:val="18"/>
-              </w:rPr>
-              <w:t xml:space="preserve">= x·x + x·5 + 3·x + 3·5</w:t>
-            </w:r>
-          </w:p>
-          <w:p>
-            <w:pPr>
-              <w:spacing w:after="40" w:before="0"/>
-              <w:jc w:val="left"/>
-            </w:pPr>
-            <w:r>
-              <w:rPr>
-                <w:rFonts w:ascii="Arial" w:cs="Arial" w:eastAsia="Arial" w:hAnsi="Arial"/>
-                <w:b w:val="false"/>
-                <w:bCs w:val="false"/>
-                <w:i w:val="false"/>
-                <w:iCs w:val="false"/>
-                <w:color w:val="000000"/>
-                <w:sz w:val="18"/>
-                <w:szCs w:val="18"/>
-              </w:rPr>
-              <w:t xml:space="preserve">= x² + 5x + 3x + 15</w:t>
-            </w:r>
-          </w:p>
-          <w:p>
-            <w:pPr>
-              <w:spacing w:after="40" w:before="0"/>
-              <w:jc w:val="left"/>
-            </w:pPr>
-            <w:r>
-              <w:rPr>
-                <w:rFonts w:ascii="Arial" w:cs="Arial" w:eastAsia="Arial" w:hAnsi="Arial"/>
-                <w:b w:val="false"/>
-                <w:bCs w:val="false"/>
-                <w:i w:val="false"/>
-                <w:iCs w:val="false"/>
-                <w:color w:val="000000"/>
-                <w:sz w:val="18"/>
-                <w:szCs w:val="18"/>
-              </w:rPr>
-              <w:t xml:space="preserve">= x² + 8x + 15</w:t>
-            </w:r>
-          </w:p>
-          <w:p>
-            <w:pPr>
-              <w:spacing w:after="40" w:before="0"/>
-              <w:jc w:val="left"/>
-            </w:pPr>
-            <w:r>
-              <w:rPr>
-                <w:rFonts w:ascii="Arial" w:cs="Arial" w:eastAsia="Arial" w:hAnsi="Arial"/>
-                <w:b w:val="false"/>
-                <w:bCs w:val="false"/>
-                <w:i w:val="false"/>
-                <w:iCs w:val="false"/>
-                <w:color w:val="000000"/>
-                <w:sz w:val="18"/>
-                <w:szCs w:val="18"/>
-              </w:rPr>
-              <w:t xml:space="preserve"/>
-            </w:r>
-          </w:p>
-          <w:p>
-            <w:pPr>
-              <w:spacing w:after="40" w:before="0"/>
-              <w:jc w:val="left"/>
-            </w:pPr>
-            <w:r>
-              <w:rPr>
-                <w:rFonts w:ascii="Arial" w:cs="Arial" w:eastAsia="Arial" w:hAnsi="Arial"/>
-                <w:b w:val="false"/>
-                <w:bCs w:val="false"/>
-                <w:i w:val="false"/>
-                <w:iCs w:val="false"/>
-                <w:color w:val="000000"/>
-                <w:sz w:val="18"/>
-                <w:szCs w:val="18"/>
-              </w:rPr>
-              <w:t xml:space="preserve">Here, a = 1, b = 8, and c = 15. Notice the highest power of x is 2 — that single fact is what makes this expression quadratic. Whether we are calculating the area of a farmer's shamba or modelling the arc of a thrown ball, the quadratic expression ax² + bx + c is the mathematical tool that captures the relationship.</w:t>
+                <w:i/>
+                <w:iCs/>
+                <w:color w:val="808080"/>
+                <w:sz w:val="18"/>
+                <w:szCs w:val="18"/>
+              </w:rPr>
+              <w:t xml:space="preserve">Write your answer here:</w:t>
             </w:r>
           </w:p>
         </w:tc>
@@ -982,14 +580,12 @@
         <w:tblLayout w:type="fixed"/>
       </w:tblPr>
       <w:tblGrid>
-        <w:gridCol w:w="3000"/>
-        <w:gridCol w:w="10680"/>
+        <w:gridCol w:w="13680"/>
       </w:tblGrid>
       <w:tr>
         <w:tc>
           <w:tcPr>
             <w:tcW w:type="dxa" w:w="13680"/>
-            <w:gridSpan w:val="2"/>
             <w:shd w:fill="1F3864" w:color="auto" w:val="clear"/>
             <w:tcMar>
               <w:top w:type="dxa" w:w="60"/>
@@ -1015,15 +611,15 @@
                 <w:sz w:val="22"/>
                 <w:szCs w:val="22"/>
               </w:rPr>
-              <w:t xml:space="preserve">Section 2: Factorising Quadratic Expressions — Reverse-Engineering the Curve</w:t>
-            </w:r>
-          </w:p>
-        </w:tc>
-      </w:tr>
-      <w:tr>
-        <w:tc>
-          <w:tcPr>
-            <w:tcW w:type="dxa" w:w="3000"/>
+              <w:t xml:space="preserve">Part 2: Forming quadratic expressions from area</w:t>
+            </w:r>
+          </w:p>
+        </w:tc>
+      </w:tr>
+      <w:tr>
+        <w:tc>
+          <w:tcPr>
+            <w:tcW w:type="dxa" w:w="13680"/>
             <w:shd w:fill="D9EEF1" w:color="auto" w:val="clear"/>
             <w:tcMar>
               <w:top w:type="dxa" w:w="60"/>
@@ -1049,13 +645,18 @@
                 <w:sz w:val="18"/>
                 <w:szCs w:val="18"/>
               </w:rPr>
-              <w:t xml:space="preserve">Explain what factorisation means and why it is the reverse of expansion. Describe and demonstrate at least TWO factorisation methods covered in the unit (e.g., finding two numbers that multiply to ac and add to b; factorising a perfect square trinomial; difference of two squares). For each method: (a) state when you would use it; (b) show a fully worked example with clear steps; (c) connect the method back to the shot put or shamba context. Explain in your own words why factorisation is a powerful tool — what does it reveal about a quadratic expression that the expanded form does not show directly?</w:t>
-            </w:r>
-          </w:p>
-        </w:tc>
-        <w:tc>
-          <w:tcPr>
-            <w:tcW w:type="dxa" w:w="10680"/>
+              <w:t xml:space="preserve">Quadratic expressions arise whenever two lengths that both depend on a variable are multiplied. (a) The tiled courtyard has side lengths (x + 2) and (x + 5) metres. Write and expand an expression for its area using the grid/box method or FOIL, and write it in standard form ax² + bx + c. (b) Explain in one or two sentences why this area expression is quadratic and not linear. (c) The Kericho tea farmer's shamba is a rectangle with sides x and (x + 4) metres. Write the area expression and expand it.</w:t>
+            </w:r>
+          </w:p>
+        </w:tc>
+      </w:tr>
+      <w:tr>
+        <w:trPr>
+          <w:trHeight w:val="4200" w:hRule="atLeast"/>
+        </w:trPr>
+        <w:tc>
+          <w:tcPr>
+            <w:tcW w:type="dxa" w:w="13680"/>
             <w:shd w:fill="FFFFFF" w:color="auto" w:val="clear"/>
             <w:tcMar>
               <w:top w:type="dxa" w:w="60"/>
@@ -1075,393 +676,13 @@
                 <w:rFonts w:ascii="Arial" w:cs="Arial" w:eastAsia="Arial" w:hAnsi="Arial"/>
                 <w:b w:val="false"/>
                 <w:bCs w:val="false"/>
-                <w:i w:val="false"/>
-                <w:iCs w:val="false"/>
-                <w:color w:val="000000"/>
-                <w:sz w:val="18"/>
-                <w:szCs w:val="18"/>
-              </w:rPr>
-              <w:t xml:space="preserve">Factorisation is the process of rewriting a quadratic expression as a product of two brackets — it is the exact reverse of expansion. If expanding is like multiplying out to get ax² + bx + c, then factorising is like 'undoing' that multiplication to recover the two original brackets. This matters enormously for the shot put problem: once we can factorise the height expression, we can immediately read off the values of x where the ball is at ground level (height = 0).</w:t>
-            </w:r>
-          </w:p>
-          <w:p>
-            <w:pPr>
-              <w:spacing w:after="40" w:before="0"/>
-              <w:jc w:val="left"/>
-            </w:pPr>
-            <w:r>
-              <w:rPr>
-                <w:rFonts w:ascii="Arial" w:cs="Arial" w:eastAsia="Arial" w:hAnsi="Arial"/>
-                <w:b w:val="false"/>
-                <w:bCs w:val="false"/>
-                <w:i w:val="false"/>
-                <w:iCs w:val="false"/>
-                <w:color w:val="000000"/>
-                <w:sz w:val="18"/>
-                <w:szCs w:val="18"/>
-              </w:rPr>
-              <w:t xml:space="preserve"/>
-            </w:r>
-          </w:p>
-          <w:p>
-            <w:pPr>
-              <w:spacing w:after="40" w:before="0"/>
-              <w:jc w:val="left"/>
-            </w:pPr>
-            <w:r>
-              <w:rPr>
-                <w:rFonts w:ascii="Arial" w:cs="Arial" w:eastAsia="Arial" w:hAnsi="Arial"/>
-                <w:b w:val="false"/>
-                <w:bCs w:val="false"/>
-                <w:i w:val="false"/>
-                <w:iCs w:val="false"/>
-                <w:color w:val="000000"/>
-                <w:sz w:val="18"/>
-                <w:szCs w:val="18"/>
-              </w:rPr>
-              <w:t xml:space="preserve">METHOD 1 — Factorising when a = 1 (find two numbers that multiply to c and add to b):</w:t>
-            </w:r>
-          </w:p>
-          <w:p>
-            <w:pPr>
-              <w:spacing w:after="40" w:before="0"/>
-              <w:jc w:val="left"/>
-            </w:pPr>
-            <w:r>
-              <w:rPr>
-                <w:rFonts w:ascii="Arial" w:cs="Arial" w:eastAsia="Arial" w:hAnsi="Arial"/>
-                <w:b w:val="false"/>
-                <w:bCs w:val="false"/>
-                <w:i w:val="false"/>
-                <w:iCs w:val="false"/>
-                <w:color w:val="000000"/>
-                <w:sz w:val="18"/>
-                <w:szCs w:val="18"/>
-              </w:rPr>
-              <w:t xml:space="preserve">Suppose the height h (in metres) of the shot put above the ground is modelled by:</w:t>
-            </w:r>
-          </w:p>
-          <w:p>
-            <w:pPr>
-              <w:spacing w:after="40" w:before="0"/>
-              <w:jc w:val="left"/>
-            </w:pPr>
-            <w:r>
-              <w:rPr>
-                <w:rFonts w:ascii="Arial" w:cs="Arial" w:eastAsia="Arial" w:hAnsi="Arial"/>
-                <w:b w:val="false"/>
-                <w:bCs w:val="false"/>
-                <w:i w:val="false"/>
-                <w:iCs w:val="false"/>
-                <w:color w:val="000000"/>
-                <w:sz w:val="18"/>
-                <w:szCs w:val="18"/>
-              </w:rPr>
-              <w:t xml:space="preserve">h = x² − 7x + 10</w:t>
-            </w:r>
-          </w:p>
-          <w:p>
-            <w:pPr>
-              <w:spacing w:after="40" w:before="0"/>
-              <w:jc w:val="left"/>
-            </w:pPr>
-            <w:r>
-              <w:rPr>
-                <w:rFonts w:ascii="Arial" w:cs="Arial" w:eastAsia="Arial" w:hAnsi="Arial"/>
-                <w:b w:val="false"/>
-                <w:bCs w:val="false"/>
-                <w:i w:val="false"/>
-                <w:iCs w:val="false"/>
-                <w:color w:val="000000"/>
-                <w:sz w:val="18"/>
-                <w:szCs w:val="18"/>
-              </w:rPr>
-              <w:t xml:space="preserve">where x is the horizontal distance in metres. To factorise, we need two numbers that multiply to +10 and add to −7. Testing pairs: (−2) × (−5) = +10 ✓ and (−2) + (−5) = −7 ✓. Therefore:</w:t>
-            </w:r>
-          </w:p>
-          <w:p>
-            <w:pPr>
-              <w:spacing w:after="40" w:before="0"/>
-              <w:jc w:val="left"/>
-            </w:pPr>
-            <w:r>
-              <w:rPr>
-                <w:rFonts w:ascii="Arial" w:cs="Arial" w:eastAsia="Arial" w:hAnsi="Arial"/>
-                <w:b w:val="false"/>
-                <w:bCs w:val="false"/>
-                <w:i w:val="false"/>
-                <w:iCs w:val="false"/>
-                <w:color w:val="000000"/>
-                <w:sz w:val="18"/>
-                <w:szCs w:val="18"/>
-              </w:rPr>
-              <w:t xml:space="preserve">x² − 7x + 10 = (x − 2)(x − 5)</w:t>
-            </w:r>
-          </w:p>
-          <w:p>
-            <w:pPr>
-              <w:spacing w:after="40" w:before="0"/>
-              <w:jc w:val="left"/>
-            </w:pPr>
-            <w:r>
-              <w:rPr>
-                <w:rFonts w:ascii="Arial" w:cs="Arial" w:eastAsia="Arial" w:hAnsi="Arial"/>
-                <w:b w:val="false"/>
-                <w:bCs w:val="false"/>
-                <w:i w:val="false"/>
-                <w:iCs w:val="false"/>
-                <w:color w:val="000000"/>
-                <w:sz w:val="18"/>
-                <w:szCs w:val="18"/>
-              </w:rPr>
-              <w:t xml:space="preserve">This tells us the ball is at ground level when x = 2 or x = 5 — giving us the landing distance without any further calculation.</w:t>
-            </w:r>
-          </w:p>
-          <w:p>
-            <w:pPr>
-              <w:spacing w:after="40" w:before="0"/>
-              <w:jc w:val="left"/>
-            </w:pPr>
-            <w:r>
-              <w:rPr>
-                <w:rFonts w:ascii="Arial" w:cs="Arial" w:eastAsia="Arial" w:hAnsi="Arial"/>
-                <w:b w:val="false"/>
-                <w:bCs w:val="false"/>
-                <w:i w:val="false"/>
-                <w:iCs w:val="false"/>
-                <w:color w:val="000000"/>
-                <w:sz w:val="18"/>
-                <w:szCs w:val="18"/>
-              </w:rPr>
-              <w:t xml:space="preserve"/>
-            </w:r>
-          </w:p>
-          <w:p>
-            <w:pPr>
-              <w:spacing w:after="40" w:before="0"/>
-              <w:jc w:val="left"/>
-            </w:pPr>
-            <w:r>
-              <w:rPr>
-                <w:rFonts w:ascii="Arial" w:cs="Arial" w:eastAsia="Arial" w:hAnsi="Arial"/>
-                <w:b w:val="false"/>
-                <w:bCs w:val="false"/>
-                <w:i w:val="false"/>
-                <w:iCs w:val="false"/>
-                <w:color w:val="000000"/>
-                <w:sz w:val="18"/>
-                <w:szCs w:val="18"/>
-              </w:rPr>
-              <w:t xml:space="preserve">METHOD 2 — Difference of Two Squares (a² − b² = (a + b)(a − b)):</w:t>
-            </w:r>
-          </w:p>
-          <w:p>
-            <w:pPr>
-              <w:spacing w:after="40" w:before="0"/>
-              <w:jc w:val="left"/>
-            </w:pPr>
-            <w:r>
-              <w:rPr>
-                <w:rFonts w:ascii="Arial" w:cs="Arial" w:eastAsia="Arial" w:hAnsi="Arial"/>
-                <w:b w:val="false"/>
-                <w:bCs w:val="false"/>
-                <w:i w:val="false"/>
-                <w:iCs w:val="false"/>
-                <w:color w:val="000000"/>
-                <w:sz w:val="18"/>
-                <w:szCs w:val="18"/>
-              </w:rPr>
-              <w:t xml:space="preserve">If a section of the shamba's boundary can be expressed as x² − 16, we recognise this as a difference of two squares (x² − 4²):</w:t>
-            </w:r>
-          </w:p>
-          <w:p>
-            <w:pPr>
-              <w:spacing w:after="40" w:before="0"/>
-              <w:jc w:val="left"/>
-            </w:pPr>
-            <w:r>
-              <w:rPr>
-                <w:rFonts w:ascii="Arial" w:cs="Arial" w:eastAsia="Arial" w:hAnsi="Arial"/>
-                <w:b w:val="false"/>
-                <w:bCs w:val="false"/>
-                <w:i w:val="false"/>
-                <w:iCs w:val="false"/>
-                <w:color w:val="000000"/>
-                <w:sz w:val="18"/>
-                <w:szCs w:val="18"/>
-              </w:rPr>
-              <w:t xml:space="preserve">x² − 16 = (x + 4)(x − 4)</w:t>
-            </w:r>
-          </w:p>
-          <w:p>
-            <w:pPr>
-              <w:spacing w:after="40" w:before="0"/>
-              <w:jc w:val="left"/>
-            </w:pPr>
-            <w:r>
-              <w:rPr>
-                <w:rFonts w:ascii="Arial" w:cs="Arial" w:eastAsia="Arial" w:hAnsi="Arial"/>
-                <w:b w:val="false"/>
-                <w:bCs w:val="false"/>
-                <w:i w:val="false"/>
-                <w:iCs w:val="false"/>
-                <w:color w:val="000000"/>
-                <w:sz w:val="18"/>
-                <w:szCs w:val="18"/>
-              </w:rPr>
-              <w:t xml:space="preserve">This method applies whenever the expression has two perfect-square terms separated by a minus sign and no middle term.</w:t>
-            </w:r>
-          </w:p>
-          <w:p>
-            <w:pPr>
-              <w:spacing w:after="40" w:before="0"/>
-              <w:jc w:val="left"/>
-            </w:pPr>
-            <w:r>
-              <w:rPr>
-                <w:rFonts w:ascii="Arial" w:cs="Arial" w:eastAsia="Arial" w:hAnsi="Arial"/>
-                <w:b w:val="false"/>
-                <w:bCs w:val="false"/>
-                <w:i w:val="false"/>
-                <w:iCs w:val="false"/>
-                <w:color w:val="000000"/>
-                <w:sz w:val="18"/>
-                <w:szCs w:val="18"/>
-              </w:rPr>
-              <w:t xml:space="preserve"/>
-            </w:r>
-          </w:p>
-          <w:p>
-            <w:pPr>
-              <w:spacing w:after="40" w:before="0"/>
-              <w:jc w:val="left"/>
-            </w:pPr>
-            <w:r>
-              <w:rPr>
-                <w:rFonts w:ascii="Arial" w:cs="Arial" w:eastAsia="Arial" w:hAnsi="Arial"/>
-                <w:b w:val="false"/>
-                <w:bCs w:val="false"/>
-                <w:i w:val="false"/>
-                <w:iCs w:val="false"/>
-                <w:color w:val="000000"/>
-                <w:sz w:val="18"/>
-                <w:szCs w:val="18"/>
-              </w:rPr>
-              <w:t xml:space="preserve">METHOD 3 — Factorising when a ≠ 1 (splitting the middle term):</w:t>
-            </w:r>
-          </w:p>
-          <w:p>
-            <w:pPr>
-              <w:spacing w:after="40" w:before="0"/>
-              <w:jc w:val="left"/>
-            </w:pPr>
-            <w:r>
-              <w:rPr>
-                <w:rFonts w:ascii="Arial" w:cs="Arial" w:eastAsia="Arial" w:hAnsi="Arial"/>
-                <w:b w:val="false"/>
-                <w:bCs w:val="false"/>
-                <w:i w:val="false"/>
-                <w:iCs w:val="false"/>
-                <w:color w:val="000000"/>
-                <w:sz w:val="18"/>
-                <w:szCs w:val="18"/>
-              </w:rPr>
-              <w:t xml:space="preserve">Consider 2x² + 7x + 3. Here a = 2, b = 7, c = 3, so ac = 6. We need two numbers that multiply to 6 and add to 7: they are 6 and 1. Split the middle term:</w:t>
-            </w:r>
-          </w:p>
-          <w:p>
-            <w:pPr>
-              <w:spacing w:after="40" w:before="0"/>
-              <w:jc w:val="left"/>
-            </w:pPr>
-            <w:r>
-              <w:rPr>
-                <w:rFonts w:ascii="Arial" w:cs="Arial" w:eastAsia="Arial" w:hAnsi="Arial"/>
-                <w:b w:val="false"/>
-                <w:bCs w:val="false"/>
-                <w:i w:val="false"/>
-                <w:iCs w:val="false"/>
-                <w:color w:val="000000"/>
-                <w:sz w:val="18"/>
-                <w:szCs w:val="18"/>
-              </w:rPr>
-              <w:t xml:space="preserve">2x² + 6x + x + 3</w:t>
-            </w:r>
-          </w:p>
-          <w:p>
-            <w:pPr>
-              <w:spacing w:after="40" w:before="0"/>
-              <w:jc w:val="left"/>
-            </w:pPr>
-            <w:r>
-              <w:rPr>
-                <w:rFonts w:ascii="Arial" w:cs="Arial" w:eastAsia="Arial" w:hAnsi="Arial"/>
-                <w:b w:val="false"/>
-                <w:bCs w:val="false"/>
-                <w:i w:val="false"/>
-                <w:iCs w:val="false"/>
-                <w:color w:val="000000"/>
-                <w:sz w:val="18"/>
-                <w:szCs w:val="18"/>
-              </w:rPr>
-              <w:t xml:space="preserve">= 2x(x + 3) + 1(x + 3)</w:t>
-            </w:r>
-          </w:p>
-          <w:p>
-            <w:pPr>
-              <w:spacing w:after="40" w:before="0"/>
-              <w:jc w:val="left"/>
-            </w:pPr>
-            <w:r>
-              <w:rPr>
-                <w:rFonts w:ascii="Arial" w:cs="Arial" w:eastAsia="Arial" w:hAnsi="Arial"/>
-                <w:b w:val="false"/>
-                <w:bCs w:val="false"/>
-                <w:i w:val="false"/>
-                <w:iCs w:val="false"/>
-                <w:color w:val="000000"/>
-                <w:sz w:val="18"/>
-                <w:szCs w:val="18"/>
-              </w:rPr>
-              <w:t xml:space="preserve">= (2x + 1)(x + 3)</w:t>
-            </w:r>
-          </w:p>
-          <w:p>
-            <w:pPr>
-              <w:spacing w:after="40" w:before="0"/>
-              <w:jc w:val="left"/>
-            </w:pPr>
-            <w:r>
-              <w:rPr>
-                <w:rFonts w:ascii="Arial" w:cs="Arial" w:eastAsia="Arial" w:hAnsi="Arial"/>
-                <w:b w:val="false"/>
-                <w:bCs w:val="false"/>
-                <w:i w:val="false"/>
-                <w:iCs w:val="false"/>
-                <w:color w:val="000000"/>
-                <w:sz w:val="18"/>
-                <w:szCs w:val="18"/>
-              </w:rPr>
-              <w:t xml:space="preserve"/>
-            </w:r>
-          </w:p>
-          <w:p>
-            <w:pPr>
-              <w:spacing w:after="40" w:before="0"/>
-              <w:jc w:val="left"/>
-            </w:pPr>
-            <w:r>
-              <w:rPr>
-                <w:rFonts w:ascii="Arial" w:cs="Arial" w:eastAsia="Arial" w:hAnsi="Arial"/>
-                <w:b w:val="false"/>
-                <w:bCs w:val="false"/>
-                <w:i w:val="false"/>
-                <w:iCs w:val="false"/>
-                <w:color w:val="000000"/>
-                <w:sz w:val="18"/>
-                <w:szCs w:val="18"/>
-              </w:rPr>
-              <w:t xml:space="preserve">Factorisation is powerful because it transforms the expression from a single 'chunk' (ax² + bx + c) into a product of simpler parts. Just as you can see the individual ingredients of ugali (maize flour and water) once you understand the recipe, factorisation lets you see the 'ingredients' of the quadratic — and those ingredients directly reveal where the curve crosses the x-axis.</w:t>
+                <w:i/>
+                <w:iCs/>
+                <w:color w:val="808080"/>
+                <w:sz w:val="18"/>
+                <w:szCs w:val="18"/>
+              </w:rPr>
+              <w:t xml:space="preserve">Write your answer here:</w:t>
             </w:r>
           </w:p>
         </w:tc>
@@ -1489,14 +710,12 @@
         <w:tblLayout w:type="fixed"/>
       </w:tblPr>
       <w:tblGrid>
-        <w:gridCol w:w="3000"/>
-        <w:gridCol w:w="10680"/>
+        <w:gridCol w:w="13680"/>
       </w:tblGrid>
       <w:tr>
         <w:tc>
           <w:tcPr>
             <w:tcW w:type="dxa" w:w="13680"/>
-            <w:gridSpan w:val="2"/>
             <w:shd w:fill="1F3864" w:color="auto" w:val="clear"/>
             <w:tcMar>
               <w:top w:type="dxa" w:w="60"/>
@@ -1522,15 +741,15 @@
                 <w:sz w:val="22"/>
                 <w:szCs w:val="22"/>
               </w:rPr>
-              <w:t xml:space="preserve">Section 3: Forming and Solving Quadratic Equations — Finding Where the Ball Lands</w:t>
-            </w:r>
-          </w:p>
-        </w:tc>
-      </w:tr>
-      <w:tr>
-        <w:tc>
-          <w:tcPr>
-            <w:tcW w:type="dxa" w:w="3000"/>
+              <w:t xml:space="preserve">Part 3: Factorising: reversing the expansion</w:t>
+            </w:r>
+          </w:p>
+        </w:tc>
+      </w:tr>
+      <w:tr>
+        <w:tc>
+          <w:tcPr>
+            <w:tcW w:type="dxa" w:w="13680"/>
             <w:shd w:fill="D9EEF1" w:color="auto" w:val="clear"/>
             <w:tcMar>
               <w:top w:type="dxa" w:w="60"/>
@@ -1556,13 +775,18 @@
                 <w:sz w:val="18"/>
                 <w:szCs w:val="18"/>
               </w:rPr>
-              <w:t xml:space="preserve">Explain the difference between a quadratic EXPRESSION and a quadratic EQUATION. Describe how to form a quadratic equation from a real-world context. Then demonstrate how to solve a quadratic equation using: (a) the factorisation method; (b) the quadratic formula. For each method, show a complete worked example using a context from the unit (the shot put trajectory OR the shamba dimensions). Clearly state what the solutions mean in the real-world context — do not just find x; interpret x. Also explain: what does it mean if a quadratic equation has two solutions? One solution? No real solutions?</w:t>
-            </w:r>
-          </w:p>
-        </w:tc>
-        <w:tc>
-          <w:tcPr>
-            <w:tcW w:type="dxa" w:w="10680"/>
+              <w:t xml:space="preserve">Factorisation reverses expansion. (a) Starting from the expanded courtyard area x² + 7x + 10, factorise it and explain how you chose your two numbers. (b) The Kericho shamba's area expression is x² − 81. Factorise it and name the identity you used. (c) Factorise the simplified shot put height expression −x² + 6x. (d) Check your answer to (a) by re-expanding.</w:t>
+            </w:r>
+          </w:p>
+        </w:tc>
+      </w:tr>
+      <w:tr>
+        <w:trPr>
+          <w:trHeight w:val="4200" w:hRule="atLeast"/>
+        </w:trPr>
+        <w:tc>
+          <w:tcPr>
+            <w:tcW w:type="dxa" w:w="13680"/>
             <w:shd w:fill="FFFFFF" w:color="auto" w:val="clear"/>
             <w:tcMar>
               <w:top w:type="dxa" w:w="60"/>
@@ -1582,488 +806,13 @@
                 <w:rFonts w:ascii="Arial" w:cs="Arial" w:eastAsia="Arial" w:hAnsi="Arial"/>
                 <w:b w:val="false"/>
                 <w:bCs w:val="false"/>
-                <w:i w:val="false"/>
-                <w:iCs w:val="false"/>
-                <w:color w:val="000000"/>
-                <w:sz w:val="18"/>
-                <w:szCs w:val="18"/>
-              </w:rPr>
-              <w:t xml:space="preserve">So far we have been working with quadratic EXPRESSIONS — mathematical phrases like x² + 5x + 6 that can be simplified or factorised but are not asking us to find a specific value of x. A quadratic EQUATION sets the expression equal to a value (most often zero) and asks: 'For what value(s) of x is this true?' For example:</w:t>
-            </w:r>
-          </w:p>
-          <w:p>
-            <w:pPr>
-              <w:spacing w:after="40" w:before="0"/>
-              <w:jc w:val="left"/>
-            </w:pPr>
-            <w:r>
-              <w:rPr>
-                <w:rFonts w:ascii="Arial" w:cs="Arial" w:eastAsia="Arial" w:hAnsi="Arial"/>
-                <w:b w:val="false"/>
-                <w:bCs w:val="false"/>
-                <w:i w:val="false"/>
-                <w:iCs w:val="false"/>
-                <w:color w:val="000000"/>
-                <w:sz w:val="18"/>
-                <w:szCs w:val="18"/>
-              </w:rPr>
-              <w:t xml:space="preserve">x² + 5x + 6 = 0</w:t>
-            </w:r>
-          </w:p>
-          <w:p>
-            <w:pPr>
-              <w:spacing w:after="40" w:before="0"/>
-              <w:jc w:val="left"/>
-            </w:pPr>
-            <w:r>
-              <w:rPr>
-                <w:rFonts w:ascii="Arial" w:cs="Arial" w:eastAsia="Arial" w:hAnsi="Arial"/>
-                <w:b w:val="false"/>
-                <w:bCs w:val="false"/>
-                <w:i w:val="false"/>
-                <w:iCs w:val="false"/>
-                <w:color w:val="000000"/>
-                <w:sz w:val="18"/>
-                <w:szCs w:val="18"/>
-              </w:rPr>
-              <w:t xml:space="preserve">The addition of '= 0' turns the expression into an equation we can solve.</w:t>
-            </w:r>
-          </w:p>
-          <w:p>
-            <w:pPr>
-              <w:spacing w:after="40" w:before="0"/>
-              <w:jc w:val="left"/>
-            </w:pPr>
-            <w:r>
-              <w:rPr>
-                <w:rFonts w:ascii="Arial" w:cs="Arial" w:eastAsia="Arial" w:hAnsi="Arial"/>
-                <w:b w:val="false"/>
-                <w:bCs w:val="false"/>
-                <w:i w:val="false"/>
-                <w:iCs w:val="false"/>
-                <w:color w:val="000000"/>
-                <w:sz w:val="18"/>
-                <w:szCs w:val="18"/>
-              </w:rPr>
-              <w:t xml:space="preserve"/>
-            </w:r>
-          </w:p>
-          <w:p>
-            <w:pPr>
-              <w:spacing w:after="40" w:before="0"/>
-              <w:jc w:val="left"/>
-            </w:pPr>
-            <w:r>
-              <w:rPr>
-                <w:rFonts w:ascii="Arial" w:cs="Arial" w:eastAsia="Arial" w:hAnsi="Arial"/>
-                <w:b w:val="false"/>
-                <w:bCs w:val="false"/>
-                <w:i w:val="false"/>
-                <w:iCs w:val="false"/>
-                <w:color w:val="000000"/>
-                <w:sz w:val="18"/>
-                <w:szCs w:val="18"/>
-              </w:rPr>
-              <w:t xml:space="preserve">FORMING A QUADRATIC EQUATION FROM CONTEXT:</w:t>
-            </w:r>
-          </w:p>
-          <w:p>
-            <w:pPr>
-              <w:spacing w:after="40" w:before="0"/>
-              <w:jc w:val="left"/>
-            </w:pPr>
-            <w:r>
-              <w:rPr>
-                <w:rFonts w:ascii="Arial" w:cs="Arial" w:eastAsia="Arial" w:hAnsi="Arial"/>
-                <w:b w:val="false"/>
-                <w:bCs w:val="false"/>
-                <w:i w:val="false"/>
-                <w:iCs w:val="false"/>
-                <w:color w:val="000000"/>
-                <w:sz w:val="18"/>
-                <w:szCs w:val="18"/>
-              </w:rPr>
-              <w:t xml:space="preserve">A farmer in Kericho wants to fence a rectangular shamba. She has 20 metres of fencing and wants the area to be 24 m². Let the width be x metres; then the length is (10 − x) metres (since 2l + 2w = 20 → l + w = 10). Setting up the area equation:</w:t>
-            </w:r>
-          </w:p>
-          <w:p>
-            <w:pPr>
-              <w:spacing w:after="40" w:before="0"/>
-              <w:jc w:val="left"/>
-            </w:pPr>
-            <w:r>
-              <w:rPr>
-                <w:rFonts w:ascii="Arial" w:cs="Arial" w:eastAsia="Arial" w:hAnsi="Arial"/>
-                <w:b w:val="false"/>
-                <w:bCs w:val="false"/>
-                <w:i w:val="false"/>
-                <w:iCs w:val="false"/>
-                <w:color w:val="000000"/>
-                <w:sz w:val="18"/>
-                <w:szCs w:val="18"/>
-              </w:rPr>
-              <w:t xml:space="preserve">x(10 − x) = 24</w:t>
-            </w:r>
-          </w:p>
-          <w:p>
-            <w:pPr>
-              <w:spacing w:after="40" w:before="0"/>
-              <w:jc w:val="left"/>
-            </w:pPr>
-            <w:r>
-              <w:rPr>
-                <w:rFonts w:ascii="Arial" w:cs="Arial" w:eastAsia="Arial" w:hAnsi="Arial"/>
-                <w:b w:val="false"/>
-                <w:bCs w:val="false"/>
-                <w:i w:val="false"/>
-                <w:iCs w:val="false"/>
-                <w:color w:val="000000"/>
-                <w:sz w:val="18"/>
-                <w:szCs w:val="18"/>
-              </w:rPr>
-              <w:t xml:space="preserve">10x − x² = 24</w:t>
-            </w:r>
-          </w:p>
-          <w:p>
-            <w:pPr>
-              <w:spacing w:after="40" w:before="0"/>
-              <w:jc w:val="left"/>
-            </w:pPr>
-            <w:r>
-              <w:rPr>
-                <w:rFonts w:ascii="Arial" w:cs="Arial" w:eastAsia="Arial" w:hAnsi="Arial"/>
-                <w:b w:val="false"/>
-                <w:bCs w:val="false"/>
-                <w:i w:val="false"/>
-                <w:iCs w:val="false"/>
-                <w:color w:val="000000"/>
-                <w:sz w:val="18"/>
-                <w:szCs w:val="18"/>
-              </w:rPr>
-              <w:t xml:space="preserve">Rearranging: x² − 10x + 24 = 0</w:t>
-            </w:r>
-          </w:p>
-          <w:p>
-            <w:pPr>
-              <w:spacing w:after="40" w:before="0"/>
-              <w:jc w:val="left"/>
-            </w:pPr>
-            <w:r>
-              <w:rPr>
-                <w:rFonts w:ascii="Arial" w:cs="Arial" w:eastAsia="Arial" w:hAnsi="Arial"/>
-                <w:b w:val="false"/>
-                <w:bCs w:val="false"/>
-                <w:i w:val="false"/>
-                <w:iCs w:val="false"/>
-                <w:color w:val="000000"/>
-                <w:sz w:val="18"/>
-                <w:szCs w:val="18"/>
-              </w:rPr>
-              <w:t xml:space="preserve">This is our quadratic equation.</w:t>
-            </w:r>
-          </w:p>
-          <w:p>
-            <w:pPr>
-              <w:spacing w:after="40" w:before="0"/>
-              <w:jc w:val="left"/>
-            </w:pPr>
-            <w:r>
-              <w:rPr>
-                <w:rFonts w:ascii="Arial" w:cs="Arial" w:eastAsia="Arial" w:hAnsi="Arial"/>
-                <w:b w:val="false"/>
-                <w:bCs w:val="false"/>
-                <w:i w:val="false"/>
-                <w:iCs w:val="false"/>
-                <w:color w:val="000000"/>
-                <w:sz w:val="18"/>
-                <w:szCs w:val="18"/>
-              </w:rPr>
-              <w:t xml:space="preserve"/>
-            </w:r>
-          </w:p>
-          <w:p>
-            <w:pPr>
-              <w:spacing w:after="40" w:before="0"/>
-              <w:jc w:val="left"/>
-            </w:pPr>
-            <w:r>
-              <w:rPr>
-                <w:rFonts w:ascii="Arial" w:cs="Arial" w:eastAsia="Arial" w:hAnsi="Arial"/>
-                <w:b w:val="false"/>
-                <w:bCs w:val="false"/>
-                <w:i w:val="false"/>
-                <w:iCs w:val="false"/>
-                <w:color w:val="000000"/>
-                <w:sz w:val="18"/>
-                <w:szCs w:val="18"/>
-              </w:rPr>
-              <w:t xml:space="preserve">METHOD A — Solving by Factorisation:</w:t>
-            </w:r>
-          </w:p>
-          <w:p>
-            <w:pPr>
-              <w:spacing w:after="40" w:before="0"/>
-              <w:jc w:val="left"/>
-            </w:pPr>
-            <w:r>
-              <w:rPr>
-                <w:rFonts w:ascii="Arial" w:cs="Arial" w:eastAsia="Arial" w:hAnsi="Arial"/>
-                <w:b w:val="false"/>
-                <w:bCs w:val="false"/>
-                <w:i w:val="false"/>
-                <w:iCs w:val="false"/>
-                <w:color w:val="000000"/>
-                <w:sz w:val="18"/>
-                <w:szCs w:val="18"/>
-              </w:rPr>
-              <w:t xml:space="preserve">x² − 10x + 24 = 0</w:t>
-            </w:r>
-          </w:p>
-          <w:p>
-            <w:pPr>
-              <w:spacing w:after="40" w:before="0"/>
-              <w:jc w:val="left"/>
-            </w:pPr>
-            <w:r>
-              <w:rPr>
-                <w:rFonts w:ascii="Arial" w:cs="Arial" w:eastAsia="Arial" w:hAnsi="Arial"/>
-                <w:b w:val="false"/>
-                <w:bCs w:val="false"/>
-                <w:i w:val="false"/>
-                <w:iCs w:val="false"/>
-                <w:color w:val="000000"/>
-                <w:sz w:val="18"/>
-                <w:szCs w:val="18"/>
-              </w:rPr>
-              <w:t xml:space="preserve">Find two numbers that multiply to 24 and add to −10: (−4) and (−6).</w:t>
-            </w:r>
-          </w:p>
-          <w:p>
-            <w:pPr>
-              <w:spacing w:after="40" w:before="0"/>
-              <w:jc w:val="left"/>
-            </w:pPr>
-            <w:r>
-              <w:rPr>
-                <w:rFonts w:ascii="Arial" w:cs="Arial" w:eastAsia="Arial" w:hAnsi="Arial"/>
-                <w:b w:val="false"/>
-                <w:bCs w:val="false"/>
-                <w:i w:val="false"/>
-                <w:iCs w:val="false"/>
-                <w:color w:val="000000"/>
-                <w:sz w:val="18"/>
-                <w:szCs w:val="18"/>
-              </w:rPr>
-              <w:t xml:space="preserve">(x − 4)(x − 6) = 0</w:t>
-            </w:r>
-          </w:p>
-          <w:p>
-            <w:pPr>
-              <w:spacing w:after="40" w:before="0"/>
-              <w:jc w:val="left"/>
-            </w:pPr>
-            <w:r>
-              <w:rPr>
-                <w:rFonts w:ascii="Arial" w:cs="Arial" w:eastAsia="Arial" w:hAnsi="Arial"/>
-                <w:b w:val="false"/>
-                <w:bCs w:val="false"/>
-                <w:i w:val="false"/>
-                <w:iCs w:val="false"/>
-                <w:color w:val="000000"/>
-                <w:sz w:val="18"/>
-                <w:szCs w:val="18"/>
-              </w:rPr>
-              <w:t xml:space="preserve">Using the Zero Product Property: either (x − 4) = 0 → x = 4, or (x − 6) = 0 → x = 6.</w:t>
-            </w:r>
-          </w:p>
-          <w:p>
-            <w:pPr>
-              <w:spacing w:after="40" w:before="0"/>
-              <w:jc w:val="left"/>
-            </w:pPr>
-            <w:r>
-              <w:rPr>
-                <w:rFonts w:ascii="Arial" w:cs="Arial" w:eastAsia="Arial" w:hAnsi="Arial"/>
-                <w:b w:val="false"/>
-                <w:bCs w:val="false"/>
-                <w:i w:val="false"/>
-                <w:iCs w:val="false"/>
-                <w:color w:val="000000"/>
-                <w:sz w:val="18"/>
-                <w:szCs w:val="18"/>
-              </w:rPr>
-              <w:t xml:space="preserve">Interpretation: The shamba can be 4 m × 6 m OR 6 m × 4 m — both describe the same rectangle, just with length and width swapped. Both solutions make physical sense. ✓</w:t>
-            </w:r>
-          </w:p>
-          <w:p>
-            <w:pPr>
-              <w:spacing w:after="40" w:before="0"/>
-              <w:jc w:val="left"/>
-            </w:pPr>
-            <w:r>
-              <w:rPr>
-                <w:rFonts w:ascii="Arial" w:cs="Arial" w:eastAsia="Arial" w:hAnsi="Arial"/>
-                <w:b w:val="false"/>
-                <w:bCs w:val="false"/>
-                <w:i w:val="false"/>
-                <w:iCs w:val="false"/>
-                <w:color w:val="000000"/>
-                <w:sz w:val="18"/>
-                <w:szCs w:val="18"/>
-              </w:rPr>
-              <w:t xml:space="preserve"/>
-            </w:r>
-          </w:p>
-          <w:p>
-            <w:pPr>
-              <w:spacing w:after="40" w:before="0"/>
-              <w:jc w:val="left"/>
-            </w:pPr>
-            <w:r>
-              <w:rPr>
-                <w:rFonts w:ascii="Arial" w:cs="Arial" w:eastAsia="Arial" w:hAnsi="Arial"/>
-                <w:b w:val="false"/>
-                <w:bCs w:val="false"/>
-                <w:i w:val="false"/>
-                <w:iCs w:val="false"/>
-                <w:color w:val="000000"/>
-                <w:sz w:val="18"/>
-                <w:szCs w:val="18"/>
-              </w:rPr>
-              <w:t xml:space="preserve">METHOD B — Solving using the Quadratic Formula:</w:t>
-            </w:r>
-          </w:p>
-          <w:p>
-            <w:pPr>
-              <w:spacing w:after="40" w:before="0"/>
-              <w:jc w:val="left"/>
-            </w:pPr>
-            <w:r>
-              <w:rPr>
-                <w:rFonts w:ascii="Arial" w:cs="Arial" w:eastAsia="Arial" w:hAnsi="Arial"/>
-                <w:b w:val="false"/>
-                <w:bCs w:val="false"/>
-                <w:i w:val="false"/>
-                <w:iCs w:val="false"/>
-                <w:color w:val="000000"/>
-                <w:sz w:val="18"/>
-                <w:szCs w:val="18"/>
-              </w:rPr>
-              <w:t xml:space="preserve">For any equation ax² + bx + c = 0, the solutions are given by:</w:t>
-            </w:r>
-          </w:p>
-          <w:p>
-            <w:pPr>
-              <w:spacing w:after="40" w:before="0"/>
-              <w:jc w:val="left"/>
-            </w:pPr>
-            <w:r>
-              <w:rPr>
-                <w:rFonts w:ascii="Arial" w:cs="Arial" w:eastAsia="Arial" w:hAnsi="Arial"/>
-                <w:b w:val="false"/>
-                <w:bCs w:val="false"/>
-                <w:i w:val="false"/>
-                <w:iCs w:val="false"/>
-                <w:color w:val="000000"/>
-                <w:sz w:val="18"/>
-                <w:szCs w:val="18"/>
-              </w:rPr>
-              <w:t xml:space="preserve">x = (−b ± √(b² − 4ac)) / 2a</w:t>
-            </w:r>
-          </w:p>
-          <w:p>
-            <w:pPr>
-              <w:spacing w:after="40" w:before="0"/>
-              <w:jc w:val="left"/>
-            </w:pPr>
-            <w:r>
-              <w:rPr>
-                <w:rFonts w:ascii="Arial" w:cs="Arial" w:eastAsia="Arial" w:hAnsi="Arial"/>
-                <w:b w:val="false"/>
-                <w:bCs w:val="false"/>
-                <w:i w:val="false"/>
-                <w:iCs w:val="false"/>
-                <w:color w:val="000000"/>
-                <w:sz w:val="18"/>
-                <w:szCs w:val="18"/>
-              </w:rPr>
-              <w:t xml:space="preserve">Using our equation x² − 10x + 24 = 0 (a=1, b=−10, c=24):</w:t>
-            </w:r>
-          </w:p>
-          <w:p>
-            <w:pPr>
-              <w:spacing w:after="40" w:before="0"/>
-              <w:jc w:val="left"/>
-            </w:pPr>
-            <w:r>
-              <w:rPr>
-                <w:rFonts w:ascii="Arial" w:cs="Arial" w:eastAsia="Arial" w:hAnsi="Arial"/>
-                <w:b w:val="false"/>
-                <w:bCs w:val="false"/>
-                <w:i w:val="false"/>
-                <w:iCs w:val="false"/>
-                <w:color w:val="000000"/>
-                <w:sz w:val="18"/>
-                <w:szCs w:val="18"/>
-              </w:rPr>
-              <w:t xml:space="preserve">x = (10 ± √(100 − 96)) / 2 = (10 ± √4) / 2 = (10 ± 2) / 2</w:t>
-            </w:r>
-          </w:p>
-          <w:p>
-            <w:pPr>
-              <w:spacing w:after="40" w:before="0"/>
-              <w:jc w:val="left"/>
-            </w:pPr>
-            <w:r>
-              <w:rPr>
-                <w:rFonts w:ascii="Arial" w:cs="Arial" w:eastAsia="Arial" w:hAnsi="Arial"/>
-                <w:b w:val="false"/>
-                <w:bCs w:val="false"/>
-                <w:i w:val="false"/>
-                <w:iCs w:val="false"/>
-                <w:color w:val="000000"/>
-                <w:sz w:val="18"/>
-                <w:szCs w:val="18"/>
-              </w:rPr>
-              <w:t xml:space="preserve">x = 6 or x = 4 ✓ — the same answers, confirming both methods work.</w:t>
-            </w:r>
-          </w:p>
-          <w:p>
-            <w:pPr>
-              <w:spacing w:after="40" w:before="0"/>
-              <w:jc w:val="left"/>
-            </w:pPr>
-            <w:r>
-              <w:rPr>
-                <w:rFonts w:ascii="Arial" w:cs="Arial" w:eastAsia="Arial" w:hAnsi="Arial"/>
-                <w:b w:val="false"/>
-                <w:bCs w:val="false"/>
-                <w:i w:val="false"/>
-                <w:iCs w:val="false"/>
-                <w:color w:val="000000"/>
-                <w:sz w:val="18"/>
-                <w:szCs w:val="18"/>
-              </w:rPr>
-              <w:t xml:space="preserve"/>
-            </w:r>
-          </w:p>
-          <w:p>
-            <w:pPr>
-              <w:spacing w:after="40" w:before="0"/>
-              <w:jc w:val="left"/>
-            </w:pPr>
-            <w:r>
-              <w:rPr>
-                <w:rFonts w:ascii="Arial" w:cs="Arial" w:eastAsia="Arial" w:hAnsi="Arial"/>
-                <w:b w:val="false"/>
-                <w:bCs w:val="false"/>
-                <w:i w:val="false"/>
-                <w:iCs w:val="false"/>
-                <w:color w:val="000000"/>
-                <w:sz w:val="18"/>
-                <w:szCs w:val="18"/>
-              </w:rPr>
-              <w:t xml:space="preserve">The expression under the square root sign (b² − 4ac) is called the DISCRIMINANT. If it is positive, there are TWO real solutions (the ball lands at two measurable points). If it equals zero, there is exactly ONE solution (the ball just grazes the ground). If it is negative, there are NO real solutions — meaning the scenario described is physically impossible (e.g., the shamba area requested is larger than the fencing can enclose).</w:t>
+                <w:i/>
+                <w:iCs/>
+                <w:color w:val="808080"/>
+                <w:sz w:val="18"/>
+                <w:szCs w:val="18"/>
+              </w:rPr>
+              <w:t xml:space="preserve">Write your answer here:</w:t>
             </w:r>
           </w:p>
         </w:tc>
@@ -2091,14 +840,12 @@
         <w:tblLayout w:type="fixed"/>
       </w:tblPr>
       <w:tblGrid>
-        <w:gridCol w:w="3000"/>
-        <w:gridCol w:w="10680"/>
+        <w:gridCol w:w="13680"/>
       </w:tblGrid>
       <w:tr>
         <w:tc>
           <w:tcPr>
             <w:tcW w:type="dxa" w:w="13680"/>
-            <w:gridSpan w:val="2"/>
             <w:shd w:fill="1F3864" w:color="auto" w:val="clear"/>
             <w:tcMar>
               <w:top w:type="dxa" w:w="60"/>
@@ -2124,15 +871,15 @@
                 <w:sz w:val="22"/>
                 <w:szCs w:val="22"/>
               </w:rPr>
-              <w:t xml:space="preserve">Section 4: Connecting All Three Skills — Answering the Driving Question</w:t>
-            </w:r>
-          </w:p>
-        </w:tc>
-      </w:tr>
-      <w:tr>
-        <w:tc>
-          <w:tcPr>
-            <w:tcW w:type="dxa" w:w="3000"/>
+              <w:t xml:space="preserve">Part 4: Solving equations to predict and decide</w:t>
+            </w:r>
+          </w:p>
+        </w:tc>
+      </w:tr>
+      <w:tr>
+        <w:tc>
+          <w:tcPr>
+            <w:tcW w:type="dxa" w:w="13680"/>
             <w:shd w:fill="D9EEF1" w:color="auto" w:val="clear"/>
             <w:tcMar>
               <w:top w:type="dxa" w:w="60"/>
@@ -2158,13 +905,18 @@
                 <w:sz w:val="18"/>
                 <w:szCs w:val="18"/>
               </w:rPr>
-              <w:t xml:space="preserve">Now bring everything together to directly and fully answer the driving question. Walk the reader through a complete, end-to-end problem that requires ALL THREE skills: (1) forming a quadratic expression, (2) factorising it, and (3) solving the resulting equation. The problem MUST connect to either the shot put phenomenon or the Kericho shamba (or both). After solving, reflect: How does quadratic mathematics let us PREDICT something before it happens (e.g., where the ball will land before it lands)? How does it help us EXPLAIN the curved shape we observed? How does it help us SOLVE practical problems like the shamba? Write this section as if you are speaking directly to the student who first asked 'what kind of rule could describe this curve?'</w:t>
-            </w:r>
-          </w:p>
-        </w:tc>
-        <w:tc>
-          <w:tcPr>
-            <w:tcW w:type="dxa" w:w="10680"/>
+              <w:t xml:space="preserve">(a) Set the simplified shot put height rule equal to zero, h = 0, and solve by factorising. Explain what each solution means for the ball. (b) A Kericho tea farmer wants to fence a rectangular shamba of area 40 m² with one side 3 m longer than the other. Let the shorter side be x metres. Form a quadratic equation in standard form, solve it by factorisation, and state the dimensions of the shamba. (c) Explain what you do with each root and why.</w:t>
+            </w:r>
+          </w:p>
+        </w:tc>
+      </w:tr>
+      <w:tr>
+        <w:trPr>
+          <w:trHeight w:val="4200" w:hRule="atLeast"/>
+        </w:trPr>
+        <w:tc>
+          <w:tcPr>
+            <w:tcW w:type="dxa" w:w="13680"/>
             <w:shd w:fill="FFFFFF" w:color="auto" w:val="clear"/>
             <w:tcMar>
               <w:top w:type="dxa" w:w="60"/>
@@ -2184,507 +936,13 @@
                 <w:rFonts w:ascii="Arial" w:cs="Arial" w:eastAsia="Arial" w:hAnsi="Arial"/>
                 <w:b w:val="false"/>
                 <w:bCs w:val="false"/>
-                <w:i w:val="false"/>
-                <w:iCs w:val="false"/>
-                <w:color w:val="000000"/>
-                <w:sz w:val="18"/>
-                <w:szCs w:val="18"/>
-              </w:rPr>
-              <w:t xml:space="preserve">Remember the moment on sports day when the class asked: 'What mathematical rule describes that curve — and could it tell us where the ball lands before it lands?' You now have all the tools to answer that question completely.</w:t>
-            </w:r>
-          </w:p>
-          <w:p>
-            <w:pPr>
-              <w:spacing w:after="40" w:before="0"/>
-              <w:jc w:val="left"/>
-            </w:pPr>
-            <w:r>
-              <w:rPr>
-                <w:rFonts w:ascii="Arial" w:cs="Arial" w:eastAsia="Arial" w:hAnsi="Arial"/>
-                <w:b w:val="false"/>
-                <w:bCs w:val="false"/>
-                <w:i w:val="false"/>
-                <w:iCs w:val="false"/>
-                <w:color w:val="000000"/>
-                <w:sz w:val="18"/>
-                <w:szCs w:val="18"/>
-              </w:rPr>
-              <w:t xml:space="preserve"/>
-            </w:r>
-          </w:p>
-          <w:p>
-            <w:pPr>
-              <w:spacing w:after="40" w:before="0"/>
-              <w:jc w:val="left"/>
-            </w:pPr>
-            <w:r>
-              <w:rPr>
-                <w:rFonts w:ascii="Arial" w:cs="Arial" w:eastAsia="Arial" w:hAnsi="Arial"/>
-                <w:b w:val="false"/>
-                <w:bCs w:val="false"/>
-                <w:i w:val="false"/>
-                <w:iCs w:val="false"/>
-                <w:color w:val="000000"/>
-                <w:sz w:val="18"/>
-                <w:szCs w:val="18"/>
-              </w:rPr>
-              <w:t xml:space="preserve">Here is a complete problem that connects all three skills:</w:t>
-            </w:r>
-          </w:p>
-          <w:p>
-            <w:pPr>
-              <w:spacing w:after="40" w:before="0"/>
-              <w:jc w:val="left"/>
-            </w:pPr>
-            <w:r>
-              <w:rPr>
-                <w:rFonts w:ascii="Arial" w:cs="Arial" w:eastAsia="Arial" w:hAnsi="Arial"/>
-                <w:b w:val="false"/>
-                <w:bCs w:val="false"/>
-                <w:i w:val="false"/>
-                <w:iCs w:val="false"/>
-                <w:color w:val="000000"/>
-                <w:sz w:val="18"/>
-                <w:szCs w:val="18"/>
-              </w:rPr>
-              <w:t xml:space="preserve"/>
-            </w:r>
-          </w:p>
-          <w:p>
-            <w:pPr>
-              <w:spacing w:after="40" w:before="0"/>
-              <w:jc w:val="left"/>
-            </w:pPr>
-            <w:r>
-              <w:rPr>
-                <w:rFonts w:ascii="Arial" w:cs="Arial" w:eastAsia="Arial" w:hAnsi="Arial"/>
-                <w:b w:val="false"/>
-                <w:bCs w:val="false"/>
-                <w:i w:val="false"/>
-                <w:iCs w:val="false"/>
-                <w:color w:val="000000"/>
-                <w:sz w:val="18"/>
-                <w:szCs w:val="18"/>
-              </w:rPr>
-              <w:t xml:space="preserve">During sports day at Nairobi's school, the height h (in metres) of the shot put above the ground is modelled by the expression −x² + 6x, where x is the horizontal distance in metres from the throwing point. The class wants to know: (a) At what horizontal distances is the ball at ground level? (b) What is the maximum height reached?</w:t>
-            </w:r>
-          </w:p>
-          <w:p>
-            <w:pPr>
-              <w:spacing w:after="40" w:before="0"/>
-              <w:jc w:val="left"/>
-            </w:pPr>
-            <w:r>
-              <w:rPr>
-                <w:rFonts w:ascii="Arial" w:cs="Arial" w:eastAsia="Arial" w:hAnsi="Arial"/>
-                <w:b w:val="false"/>
-                <w:bCs w:val="false"/>
-                <w:i w:val="false"/>
-                <w:iCs w:val="false"/>
-                <w:color w:val="000000"/>
-                <w:sz w:val="18"/>
-                <w:szCs w:val="18"/>
-              </w:rPr>
-              <w:t xml:space="preserve"/>
-            </w:r>
-          </w:p>
-          <w:p>
-            <w:pPr>
-              <w:spacing w:after="40" w:before="0"/>
-              <w:jc w:val="left"/>
-            </w:pPr>
-            <w:r>
-              <w:rPr>
-                <w:rFonts w:ascii="Arial" w:cs="Arial" w:eastAsia="Arial" w:hAnsi="Arial"/>
-                <w:b w:val="false"/>
-                <w:bCs w:val="false"/>
-                <w:i w:val="false"/>
-                <w:iCs w:val="false"/>
-                <w:color w:val="000000"/>
-                <w:sz w:val="18"/>
-                <w:szCs w:val="18"/>
-              </w:rPr>
-              <w:t xml:space="preserve">STEP 1 — Form the equation:</w:t>
-            </w:r>
-          </w:p>
-          <w:p>
-            <w:pPr>
-              <w:spacing w:after="40" w:before="0"/>
-              <w:jc w:val="left"/>
-            </w:pPr>
-            <w:r>
-              <w:rPr>
-                <w:rFonts w:ascii="Arial" w:cs="Arial" w:eastAsia="Arial" w:hAnsi="Arial"/>
-                <w:b w:val="false"/>
-                <w:bCs w:val="false"/>
-                <w:i w:val="false"/>
-                <w:iCs w:val="false"/>
-                <w:color w:val="000000"/>
-                <w:sz w:val="18"/>
-                <w:szCs w:val="18"/>
-              </w:rPr>
-              <w:t xml:space="preserve">The ball is at ground level when h = 0:</w:t>
-            </w:r>
-          </w:p>
-          <w:p>
-            <w:pPr>
-              <w:spacing w:after="40" w:before="0"/>
-              <w:jc w:val="left"/>
-            </w:pPr>
-            <w:r>
-              <w:rPr>
-                <w:rFonts w:ascii="Arial" w:cs="Arial" w:eastAsia="Arial" w:hAnsi="Arial"/>
-                <w:b w:val="false"/>
-                <w:bCs w:val="false"/>
-                <w:i w:val="false"/>
-                <w:iCs w:val="false"/>
-                <w:color w:val="000000"/>
-                <w:sz w:val="18"/>
-                <w:szCs w:val="18"/>
-              </w:rPr>
-              <w:t xml:space="preserve">−x² + 6x = 0</w:t>
-            </w:r>
-          </w:p>
-          <w:p>
-            <w:pPr>
-              <w:spacing w:after="40" w:before="0"/>
-              <w:jc w:val="left"/>
-            </w:pPr>
-            <w:r>
-              <w:rPr>
-                <w:rFonts w:ascii="Arial" w:cs="Arial" w:eastAsia="Arial" w:hAnsi="Arial"/>
-                <w:b w:val="false"/>
-                <w:bCs w:val="false"/>
-                <w:i w:val="false"/>
-                <w:iCs w:val="false"/>
-                <w:color w:val="000000"/>
-                <w:sz w:val="18"/>
-                <w:szCs w:val="18"/>
-              </w:rPr>
-              <w:t xml:space="preserve"/>
-            </w:r>
-          </w:p>
-          <w:p>
-            <w:pPr>
-              <w:spacing w:after="40" w:before="0"/>
-              <w:jc w:val="left"/>
-            </w:pPr>
-            <w:r>
-              <w:rPr>
-                <w:rFonts w:ascii="Arial" w:cs="Arial" w:eastAsia="Arial" w:hAnsi="Arial"/>
-                <w:b w:val="false"/>
-                <w:bCs w:val="false"/>
-                <w:i w:val="false"/>
-                <w:iCs w:val="false"/>
-                <w:color w:val="000000"/>
-                <w:sz w:val="18"/>
-                <w:szCs w:val="18"/>
-              </w:rPr>
-              <w:t xml:space="preserve">STEP 2 — Factorise:</w:t>
-            </w:r>
-          </w:p>
-          <w:p>
-            <w:pPr>
-              <w:spacing w:after="40" w:before="0"/>
-              <w:jc w:val="left"/>
-            </w:pPr>
-            <w:r>
-              <w:rPr>
-                <w:rFonts w:ascii="Arial" w:cs="Arial" w:eastAsia="Arial" w:hAnsi="Arial"/>
-                <w:b w:val="false"/>
-                <w:bCs w:val="false"/>
-                <w:i w:val="false"/>
-                <w:iCs w:val="false"/>
-                <w:color w:val="000000"/>
-                <w:sz w:val="18"/>
-                <w:szCs w:val="18"/>
-              </w:rPr>
-              <w:t xml:space="preserve">Factor out −x from both terms:</w:t>
-            </w:r>
-          </w:p>
-          <w:p>
-            <w:pPr>
-              <w:spacing w:after="40" w:before="0"/>
-              <w:jc w:val="left"/>
-            </w:pPr>
-            <w:r>
-              <w:rPr>
-                <w:rFonts w:ascii="Arial" w:cs="Arial" w:eastAsia="Arial" w:hAnsi="Arial"/>
-                <w:b w:val="false"/>
-                <w:bCs w:val="false"/>
-                <w:i w:val="false"/>
-                <w:iCs w:val="false"/>
-                <w:color w:val="000000"/>
-                <w:sz w:val="18"/>
-                <w:szCs w:val="18"/>
-              </w:rPr>
-              <w:t xml:space="preserve">−x(x − 6) = 0</w:t>
-            </w:r>
-          </w:p>
-          <w:p>
-            <w:pPr>
-              <w:spacing w:after="40" w:before="0"/>
-              <w:jc w:val="left"/>
-            </w:pPr>
-            <w:r>
-              <w:rPr>
-                <w:rFonts w:ascii="Arial" w:cs="Arial" w:eastAsia="Arial" w:hAnsi="Arial"/>
-                <w:b w:val="false"/>
-                <w:bCs w:val="false"/>
-                <w:i w:val="false"/>
-                <w:iCs w:val="false"/>
-                <w:color w:val="000000"/>
-                <w:sz w:val="18"/>
-                <w:szCs w:val="18"/>
-              </w:rPr>
-              <w:t xml:space="preserve"/>
-            </w:r>
-          </w:p>
-          <w:p>
-            <w:pPr>
-              <w:spacing w:after="40" w:before="0"/>
-              <w:jc w:val="left"/>
-            </w:pPr>
-            <w:r>
-              <w:rPr>
-                <w:rFonts w:ascii="Arial" w:cs="Arial" w:eastAsia="Arial" w:hAnsi="Arial"/>
-                <w:b w:val="false"/>
-                <w:bCs w:val="false"/>
-                <w:i w:val="false"/>
-                <w:iCs w:val="false"/>
-                <w:color w:val="000000"/>
-                <w:sz w:val="18"/>
-                <w:szCs w:val="18"/>
-              </w:rPr>
-              <w:t xml:space="preserve">STEP 3 — Solve:</w:t>
-            </w:r>
-          </w:p>
-          <w:p>
-            <w:pPr>
-              <w:spacing w:after="40" w:before="0"/>
-              <w:jc w:val="left"/>
-            </w:pPr>
-            <w:r>
-              <w:rPr>
-                <w:rFonts w:ascii="Arial" w:cs="Arial" w:eastAsia="Arial" w:hAnsi="Arial"/>
-                <w:b w:val="false"/>
-                <w:bCs w:val="false"/>
-                <w:i w:val="false"/>
-                <w:iCs w:val="false"/>
-                <w:color w:val="000000"/>
-                <w:sz w:val="18"/>
-                <w:szCs w:val="18"/>
-              </w:rPr>
-              <w:t xml:space="preserve">Using the Zero Product Property:</w:t>
-            </w:r>
-          </w:p>
-          <w:p>
-            <w:pPr>
-              <w:spacing w:after="40" w:before="0"/>
-              <w:jc w:val="left"/>
-            </w:pPr>
-            <w:r>
-              <w:rPr>
-                <w:rFonts w:ascii="Arial" w:cs="Arial" w:eastAsia="Arial" w:hAnsi="Arial"/>
-                <w:b w:val="false"/>
-                <w:bCs w:val="false"/>
-                <w:i w:val="false"/>
-                <w:iCs w:val="false"/>
-                <w:color w:val="000000"/>
-                <w:sz w:val="18"/>
-                <w:szCs w:val="18"/>
-              </w:rPr>
-              <w:t xml:space="preserve">−x = 0 → x = 0 (the throwing point)</w:t>
-            </w:r>
-          </w:p>
-          <w:p>
-            <w:pPr>
-              <w:spacing w:after="40" w:before="0"/>
-              <w:jc w:val="left"/>
-            </w:pPr>
-            <w:r>
-              <w:rPr>
-                <w:rFonts w:ascii="Arial" w:cs="Arial" w:eastAsia="Arial" w:hAnsi="Arial"/>
-                <w:b w:val="false"/>
-                <w:bCs w:val="false"/>
-                <w:i w:val="false"/>
-                <w:iCs w:val="false"/>
-                <w:color w:val="000000"/>
-                <w:sz w:val="18"/>
-                <w:szCs w:val="18"/>
-              </w:rPr>
-              <w:t xml:space="preserve">x − 6 = 0 → x = 6 (the landing point)</w:t>
-            </w:r>
-          </w:p>
-          <w:p>
-            <w:pPr>
-              <w:spacing w:after="40" w:before="0"/>
-              <w:jc w:val="left"/>
-            </w:pPr>
-            <w:r>
-              <w:rPr>
-                <w:rFonts w:ascii="Arial" w:cs="Arial" w:eastAsia="Arial" w:hAnsi="Arial"/>
-                <w:b w:val="false"/>
-                <w:bCs w:val="false"/>
-                <w:i w:val="false"/>
-                <w:iCs w:val="false"/>
-                <w:color w:val="000000"/>
-                <w:sz w:val="18"/>
-                <w:szCs w:val="18"/>
-              </w:rPr>
-              <w:t xml:space="preserve"/>
-            </w:r>
-          </w:p>
-          <w:p>
-            <w:pPr>
-              <w:spacing w:after="40" w:before="0"/>
-              <w:jc w:val="left"/>
-            </w:pPr>
-            <w:r>
-              <w:rPr>
-                <w:rFonts w:ascii="Arial" w:cs="Arial" w:eastAsia="Arial" w:hAnsi="Arial"/>
-                <w:b w:val="false"/>
-                <w:bCs w:val="false"/>
-                <w:i w:val="false"/>
-                <w:iCs w:val="false"/>
-                <w:color w:val="000000"/>
-                <w:sz w:val="18"/>
-                <w:szCs w:val="18"/>
-              </w:rPr>
-              <w:t xml:space="preserve">INTERPRETATION: The ball leaves the ground at x = 0 m and lands at x = 6 m. Without catching the ball or waiting for it to land, your class can PREDICT the landing point algebraically — exactly what the teacher challenged you to do.</w:t>
-            </w:r>
-          </w:p>
-          <w:p>
-            <w:pPr>
-              <w:spacing w:after="40" w:before="0"/>
-              <w:jc w:val="left"/>
-            </w:pPr>
-            <w:r>
-              <w:rPr>
-                <w:rFonts w:ascii="Arial" w:cs="Arial" w:eastAsia="Arial" w:hAnsi="Arial"/>
-                <w:b w:val="false"/>
-                <w:bCs w:val="false"/>
-                <w:i w:val="false"/>
-                <w:iCs w:val="false"/>
-                <w:color w:val="000000"/>
-                <w:sz w:val="18"/>
-                <w:szCs w:val="18"/>
-              </w:rPr>
-              <w:t xml:space="preserve"/>
-            </w:r>
-          </w:p>
-          <w:p>
-            <w:pPr>
-              <w:spacing w:after="40" w:before="0"/>
-              <w:jc w:val="left"/>
-            </w:pPr>
-            <w:r>
-              <w:rPr>
-                <w:rFonts w:ascii="Arial" w:cs="Arial" w:eastAsia="Arial" w:hAnsi="Arial"/>
-                <w:b w:val="false"/>
-                <w:bCs w:val="false"/>
-                <w:i w:val="false"/>
-                <w:iCs w:val="false"/>
-                <w:color w:val="000000"/>
-                <w:sz w:val="18"/>
-                <w:szCs w:val="18"/>
-              </w:rPr>
-              <w:t xml:space="preserve">For the maximum height: by symmetry, the ball reaches its peak halfway between x = 0 and x = 6, i.e., at x = 3 m. Substituting:</w:t>
-            </w:r>
-          </w:p>
-          <w:p>
-            <w:pPr>
-              <w:spacing w:after="40" w:before="0"/>
-              <w:jc w:val="left"/>
-            </w:pPr>
-            <w:r>
-              <w:rPr>
-                <w:rFonts w:ascii="Arial" w:cs="Arial" w:eastAsia="Arial" w:hAnsi="Arial"/>
-                <w:b w:val="false"/>
-                <w:bCs w:val="false"/>
-                <w:i w:val="false"/>
-                <w:iCs w:val="false"/>
-                <w:color w:val="000000"/>
-                <w:sz w:val="18"/>
-                <w:szCs w:val="18"/>
-              </w:rPr>
-              <w:t xml:space="preserve">h = −(3)² + 6(3) = −9 + 18 = 9 metres.</w:t>
-            </w:r>
-          </w:p>
-          <w:p>
-            <w:pPr>
-              <w:spacing w:after="40" w:before="0"/>
-              <w:jc w:val="left"/>
-            </w:pPr>
-            <w:r>
-              <w:rPr>
-                <w:rFonts w:ascii="Arial" w:cs="Arial" w:eastAsia="Arial" w:hAnsi="Arial"/>
-                <w:b w:val="false"/>
-                <w:bCs w:val="false"/>
-                <w:i w:val="false"/>
-                <w:iCs w:val="false"/>
-                <w:color w:val="000000"/>
-                <w:sz w:val="18"/>
-                <w:szCs w:val="18"/>
-              </w:rPr>
-              <w:t xml:space="preserve"/>
-            </w:r>
-          </w:p>
-          <w:p>
-            <w:pPr>
-              <w:spacing w:after="40" w:before="0"/>
-              <w:jc w:val="left"/>
-            </w:pPr>
-            <w:r>
-              <w:rPr>
-                <w:rFonts w:ascii="Arial" w:cs="Arial" w:eastAsia="Arial" w:hAnsi="Arial"/>
-                <w:b w:val="false"/>
-                <w:bCs w:val="false"/>
-                <w:i w:val="false"/>
-                <w:iCs w:val="false"/>
-                <w:color w:val="000000"/>
-                <w:sz w:val="18"/>
-                <w:szCs w:val="18"/>
-              </w:rPr>
-              <w:t xml:space="preserve">So the shot put reaches a maximum height of 9 metres at a horizontal distance of 3 metres — all predicted from the equation, before even watching the full video.</w:t>
-            </w:r>
-          </w:p>
-          <w:p>
-            <w:pPr>
-              <w:spacing w:after="40" w:before="0"/>
-              <w:jc w:val="left"/>
-            </w:pPr>
-            <w:r>
-              <w:rPr>
-                <w:rFonts w:ascii="Arial" w:cs="Arial" w:eastAsia="Arial" w:hAnsi="Arial"/>
-                <w:b w:val="false"/>
-                <w:bCs w:val="false"/>
-                <w:i w:val="false"/>
-                <w:iCs w:val="false"/>
-                <w:color w:val="000000"/>
-                <w:sz w:val="18"/>
-                <w:szCs w:val="18"/>
-              </w:rPr>
-              <w:t xml:space="preserve"/>
-            </w:r>
-          </w:p>
-          <w:p>
-            <w:pPr>
-              <w:spacing w:after="40" w:before="0"/>
-              <w:jc w:val="left"/>
-            </w:pPr>
-            <w:r>
-              <w:rPr>
-                <w:rFonts w:ascii="Arial" w:cs="Arial" w:eastAsia="Arial" w:hAnsi="Arial"/>
-                <w:b w:val="false"/>
-                <w:bCs w:val="false"/>
-                <w:i w:val="false"/>
-                <w:iCs w:val="false"/>
-                <w:color w:val="000000"/>
-                <w:sz w:val="18"/>
-                <w:szCs w:val="18"/>
-              </w:rPr>
-              <w:t xml:space="preserve">This is the power of quadratic mathematics: it EXPLAINS why the path curves (because of the x² term), it PREDICTS outcomes (landing distance, peak height) before they are observed, and it SOLVES practical problems (like determining shamba dimensions that satisfy an area requirement). The smooth, symmetrical arch filmed on sports day in Nairobi is not random — it is a parabola, and now you have the algebra to decode it completely.</w:t>
+                <w:i/>
+                <w:iCs/>
+                <w:color w:val="808080"/>
+                <w:sz w:val="18"/>
+                <w:szCs w:val="18"/>
+              </w:rPr>
+              <w:t xml:space="preserve">Write your answer here:</w:t>
             </w:r>
           </w:p>
         </w:tc>
@@ -2712,14 +970,12 @@
         <w:tblLayout w:type="fixed"/>
       </w:tblPr>
       <w:tblGrid>
-        <w:gridCol w:w="3000"/>
-        <w:gridCol w:w="10680"/>
+        <w:gridCol w:w="13680"/>
       </w:tblGrid>
       <w:tr>
         <w:tc>
           <w:tcPr>
             <w:tcW w:type="dxa" w:w="13680"/>
-            <w:gridSpan w:val="2"/>
             <w:shd w:fill="1F3864" w:color="auto" w:val="clear"/>
             <w:tcMar>
               <w:top w:type="dxa" w:w="60"/>
@@ -2745,15 +1001,15 @@
                 <w:sz w:val="22"/>
                 <w:szCs w:val="22"/>
               </w:rPr>
-              <w:t xml:space="preserve">Section 5: Reflection — Limitations, Extensions, and What You Now Wonder</w:t>
-            </w:r>
-          </w:p>
-        </w:tc>
-      </w:tr>
-      <w:tr>
-        <w:tc>
-          <w:tcPr>
-            <w:tcW w:type="dxa" w:w="3000"/>
+              <w:t xml:space="preserve">Part 5: Answering the driving question</w:t>
+            </w:r>
+          </w:p>
+        </w:tc>
+      </w:tr>
+      <w:tr>
+        <w:tc>
+          <w:tcPr>
+            <w:tcW w:type="dxa" w:w="13680"/>
             <w:shd w:fill="D9EEF1" w:color="auto" w:val="clear"/>
             <w:tcMar>
               <w:top w:type="dxa" w:w="60"/>
@@ -2779,13 +1035,18 @@
                 <w:sz w:val="18"/>
                 <w:szCs w:val="18"/>
               </w:rPr>
-              <w:t xml:space="preserve">Reflect critically on the mathematical models you have used in this unit. Address the following: (a) What assumptions did the quadratic model make about the shot put's path? Are these assumptions perfectly accurate in real life? What factors might cause the real path to differ slightly from the model? (b) Give ONE new real-life situation in Kenya (different from the shot put and the shamba) where you think a quadratic model would be useful, and briefly explain why. (c) What new questions does this unit raise for you that you have NOT yet been able to answer? Add at least one question to your personal Driving Question Board. This section shows that you think like a mathematician — not just someone who can follow steps, but someone who questions, extends, and wonders.</w:t>
-            </w:r>
-          </w:p>
-        </w:tc>
-        <w:tc>
-          <w:tcPr>
-            <w:tcW w:type="dxa" w:w="10680"/>
+              <w:t xml:space="preserve">Driving question: How can we use the mathematics of quadratic expressions and equations to predict, explain, and solve real problems, from the arc of a thrown ball on our school field to the dimensions of a farmer's shamba in Kericho? Write a three-part answer. Part A, CLAIM: state your answer in 2–3 sentences. Part B, EVIDENCE: use at least two different contexts from our lessons and include at least two pieces of calculation or data. Part C, REASONING: explain how forming, factorising and solving connect to each other and to the shot put. Finally, use the perfect square identity to rewrite the simplified height expression −x² + 6x in a form that shows the ball's highest point, and say what it tells you about the ball's flight.</w:t>
+            </w:r>
+          </w:p>
+        </w:tc>
+      </w:tr>
+      <w:tr>
+        <w:trPr>
+          <w:trHeight w:val="4200" w:hRule="atLeast"/>
+        </w:trPr>
+        <w:tc>
+          <w:tcPr>
+            <w:tcW w:type="dxa" w:w="13680"/>
             <w:shd w:fill="FFFFFF" w:color="auto" w:val="clear"/>
             <w:tcMar>
               <w:top w:type="dxa" w:w="60"/>
@@ -2805,203 +1066,13 @@
                 <w:rFonts w:ascii="Arial" w:cs="Arial" w:eastAsia="Arial" w:hAnsi="Arial"/>
                 <w:b w:val="false"/>
                 <w:bCs w:val="false"/>
-                <w:i w:val="false"/>
-                <w:iCs w:val="false"/>
-                <w:color w:val="000000"/>
-                <w:sz w:val="18"/>
-                <w:szCs w:val="18"/>
-              </w:rPr>
-              <w:t xml:space="preserve">Every mathematical model is a simplification of reality, and the quadratic model for the shot put is no exception. Our model assumed that the only force acting on the ball after it is thrown is gravity — it ignored air resistance, wind on the Nairobi school field, and the spin of the ball. In a real throw, these factors mean the actual path will deviate slightly from a perfect parabola. The model also assumed the ball was released at ground level (h = 0 when x = 0), but in practice the athlete releases the shot put from shoulder height, so a more accurate model might start at h = 1.5 m. Despite these limitations, the quadratic model gives a very close approximation — close enough to be genuinely useful for predicting landing distance.</w:t>
-            </w:r>
-          </w:p>
-          <w:p>
-            <w:pPr>
-              <w:spacing w:after="40" w:before="0"/>
-              <w:jc w:val="left"/>
-            </w:pPr>
-            <w:r>
-              <w:rPr>
-                <w:rFonts w:ascii="Arial" w:cs="Arial" w:eastAsia="Arial" w:hAnsi="Arial"/>
-                <w:b w:val="false"/>
-                <w:bCs w:val="false"/>
-                <w:i w:val="false"/>
-                <w:iCs w:val="false"/>
-                <w:color w:val="000000"/>
-                <w:sz w:val="18"/>
-                <w:szCs w:val="18"/>
-              </w:rPr>
-              <w:t xml:space="preserve"/>
-            </w:r>
-          </w:p>
-          <w:p>
-            <w:pPr>
-              <w:spacing w:after="40" w:before="0"/>
-              <w:jc w:val="left"/>
-            </w:pPr>
-            <w:r>
-              <w:rPr>
-                <w:rFonts w:ascii="Arial" w:cs="Arial" w:eastAsia="Arial" w:hAnsi="Arial"/>
-                <w:b w:val="false"/>
-                <w:bCs w:val="false"/>
-                <w:i w:val="false"/>
-                <w:iCs w:val="false"/>
-                <w:color w:val="000000"/>
-                <w:sz w:val="18"/>
-                <w:szCs w:val="18"/>
-              </w:rPr>
-              <w:t xml:space="preserve">A NEW KENYAN CONTEXT where quadratic mathematics applies: Imagine a matatu operator in Nairobi who wants to set the fare price to maximise daily revenue. If she charges x shillings per passenger, her experience shows that the number of passengers per day is (200 − 2x). Her daily revenue R is:</w:t>
-            </w:r>
-          </w:p>
-          <w:p>
-            <w:pPr>
-              <w:spacing w:after="40" w:before="0"/>
-              <w:jc w:val="left"/>
-            </w:pPr>
-            <w:r>
-              <w:rPr>
-                <w:rFonts w:ascii="Arial" w:cs="Arial" w:eastAsia="Arial" w:hAnsi="Arial"/>
-                <w:b w:val="false"/>
-                <w:bCs w:val="false"/>
-                <w:i w:val="false"/>
-                <w:iCs w:val="false"/>
-                <w:color w:val="000000"/>
-                <w:sz w:val="18"/>
-                <w:szCs w:val="18"/>
-              </w:rPr>
-              <w:t xml:space="preserve">R = x(200 − 2x) = 200x − 2x²</w:t>
-            </w:r>
-          </w:p>
-          <w:p>
-            <w:pPr>
-              <w:spacing w:after="40" w:before="0"/>
-              <w:jc w:val="left"/>
-            </w:pPr>
-            <w:r>
-              <w:rPr>
-                <w:rFonts w:ascii="Arial" w:cs="Arial" w:eastAsia="Arial" w:hAnsi="Arial"/>
-                <w:b w:val="false"/>
-                <w:bCs w:val="false"/>
-                <w:i w:val="false"/>
-                <w:iCs w:val="false"/>
-                <w:color w:val="000000"/>
-                <w:sz w:val="18"/>
-                <w:szCs w:val="18"/>
-              </w:rPr>
-              <w:t xml:space="preserve">This is a quadratic expression in x — and finding the fare that maximises revenue requires exactly the skills from this unit (identifying the vertex of the parabola). The same mathematics that describes the shot put also helps a business owner make better decisions.</w:t>
-            </w:r>
-          </w:p>
-          <w:p>
-            <w:pPr>
-              <w:spacing w:after="40" w:before="0"/>
-              <w:jc w:val="left"/>
-            </w:pPr>
-            <w:r>
-              <w:rPr>
-                <w:rFonts w:ascii="Arial" w:cs="Arial" w:eastAsia="Arial" w:hAnsi="Arial"/>
-                <w:b w:val="false"/>
-                <w:bCs w:val="false"/>
-                <w:i w:val="false"/>
-                <w:iCs w:val="false"/>
-                <w:color w:val="000000"/>
-                <w:sz w:val="18"/>
-                <w:szCs w:val="18"/>
-              </w:rPr>
-              <w:t xml:space="preserve"/>
-            </w:r>
-          </w:p>
-          <w:p>
-            <w:pPr>
-              <w:spacing w:after="40" w:before="0"/>
-              <w:jc w:val="left"/>
-            </w:pPr>
-            <w:r>
-              <w:rPr>
-                <w:rFonts w:ascii="Arial" w:cs="Arial" w:eastAsia="Arial" w:hAnsi="Arial"/>
-                <w:b w:val="false"/>
-                <w:bCs w:val="false"/>
-                <w:i w:val="false"/>
-                <w:iCs w:val="false"/>
-                <w:color w:val="000000"/>
-                <w:sz w:val="18"/>
-                <w:szCs w:val="18"/>
-              </w:rPr>
-              <w:t xml:space="preserve">MY DRIVING QUESTION BOARD ADDITION:</w:t>
-            </w:r>
-          </w:p>
-          <w:p>
-            <w:pPr>
-              <w:spacing w:after="40" w:before="0"/>
-              <w:jc w:val="left"/>
-            </w:pPr>
-            <w:r>
-              <w:rPr>
-                <w:rFonts w:ascii="Arial" w:cs="Arial" w:eastAsia="Arial" w:hAnsi="Arial"/>
-                <w:b w:val="false"/>
-                <w:bCs w:val="false"/>
-                <w:i w:val="false"/>
-                <w:iCs w:val="false"/>
-                <w:color w:val="000000"/>
-                <w:sz w:val="18"/>
-                <w:szCs w:val="18"/>
-              </w:rPr>
-              <w:t xml:space="preserve">This unit answered many of my early questions, but it opened new ones. Here is a question I am adding to my Driving Question Board:</w:t>
-            </w:r>
-          </w:p>
-          <w:p>
-            <w:pPr>
-              <w:spacing w:after="40" w:before="0"/>
-              <w:jc w:val="left"/>
-            </w:pPr>
-            <w:r>
-              <w:rPr>
-                <w:rFonts w:ascii="Arial" w:cs="Arial" w:eastAsia="Arial" w:hAnsi="Arial"/>
-                <w:b w:val="false"/>
-                <w:bCs w:val="false"/>
-                <w:i w:val="false"/>
-                <w:iCs w:val="false"/>
-                <w:color w:val="000000"/>
-                <w:sz w:val="18"/>
-                <w:szCs w:val="18"/>
-              </w:rPr>
-              <w:t xml:space="preserve">'Our model gave us the landing distance, but can we also use quadratic equations to find the ANGLE at which the ball was thrown to achieve the greatest possible distance — and is that the same angle for every throw, regardless of the athlete's strength?'</w:t>
-            </w:r>
-          </w:p>
-          <w:p>
-            <w:pPr>
-              <w:spacing w:after="40" w:before="0"/>
-              <w:jc w:val="left"/>
-            </w:pPr>
-            <w:r>
-              <w:rPr>
-                <w:rFonts w:ascii="Arial" w:cs="Arial" w:eastAsia="Arial" w:hAnsi="Arial"/>
-                <w:b w:val="false"/>
-                <w:bCs w:val="false"/>
-                <w:i w:val="false"/>
-                <w:iCs w:val="false"/>
-                <w:color w:val="000000"/>
-                <w:sz w:val="18"/>
-                <w:szCs w:val="18"/>
-              </w:rPr>
-              <w:t xml:space="preserve"/>
-            </w:r>
-          </w:p>
-          <w:p>
-            <w:pPr>
-              <w:spacing w:after="40" w:before="0"/>
-              <w:jc w:val="left"/>
-            </w:pPr>
-            <w:r>
-              <w:rPr>
-                <w:rFonts w:ascii="Arial" w:cs="Arial" w:eastAsia="Arial" w:hAnsi="Arial"/>
-                <w:b w:val="false"/>
-                <w:bCs w:val="false"/>
-                <w:i w:val="false"/>
-                <w:iCs w:val="false"/>
-                <w:color w:val="000000"/>
-                <w:sz w:val="18"/>
-                <w:szCs w:val="18"/>
-              </w:rPr>
-              <w:t xml:space="preserve">Thinking like a mathematician means recognising that every answer is also a doorway to a deeper question. The parabolic throw on sports day was just the beginning.</w:t>
+                <w:i/>
+                <w:iCs/>
+                <w:color w:val="808080"/>
+                <w:sz w:val="18"/>
+                <w:szCs w:val="18"/>
+              </w:rPr>
+              <w:t xml:space="preserve">Write your answer here:</w:t>
             </w:r>
           </w:p>
         </w:tc>
@@ -3228,7 +1299,7 @@
                 <w:sz w:val="18"/>
                 <w:szCs w:val="18"/>
               </w:rPr>
-              <w:t xml:space="preserve">Conceptual Understanding of Quadratic Expressions and Equations</w:t>
+              <w:t xml:space="preserve">Use of evidence from the lessons</w:t>
             </w:r>
           </w:p>
         </w:tc>
@@ -3260,7 +1331,7 @@
                 <w:sz w:val="18"/>
                 <w:szCs w:val="18"/>
               </w:rPr>
-              <w:t xml:space="preserve">Accurately and clearly defines quadratic expressions (ax² + bx + c, a ≠ 0) and equations, consistently distinguishing them from linear forms. Explains the role of each coefficient with precision. All mathematical statements are correct and complete.</w:t>
+              <w:t xml:space="preserve">Uses specific data and results from the shot put, the Kericho shamba and the courtyard accurately, with correct numbers throughout.</w:t>
             </w:r>
           </w:p>
         </w:tc>
@@ -3292,7 +1363,7 @@
                 <w:sz w:val="18"/>
                 <w:szCs w:val="18"/>
               </w:rPr>
-              <w:t xml:space="preserve">Correctly defines quadratic expressions and equations in most instances. Minor gaps in explaining the significance of a ≠ 0 or the role of individual coefficients, but no major conceptual errors.</w:t>
+              <w:t xml:space="preserve">Uses evidence from at least two contexts, with minor numerical slips that do not change the conclusion.</w:t>
             </w:r>
           </w:p>
         </w:tc>
@@ -3324,7 +1395,7 @@
                 <w:sz w:val="18"/>
                 <w:szCs w:val="18"/>
               </w:rPr>
-              <w:t xml:space="preserve">Shows partial understanding of what makes an expression quadratic. May confuse expressions with equations, or omit the condition a ≠ 0. Key definitions are incomplete or contain errors.</w:t>
+              <w:t xml:space="preserve">Gives general statements with little or no specific data, or uses numbers that do not match the lessons.</w:t>
             </w:r>
           </w:p>
         </w:tc>
@@ -3358,7 +1429,7 @@
                 <w:sz w:val="18"/>
                 <w:szCs w:val="18"/>
               </w:rPr>
-              <w:t xml:space="preserve">Procedural Accuracy and Worked Examples</w:t>
+              <w:t xml:space="preserve">Mathematical accuracy (expanding, factorising, solving)</w:t>
             </w:r>
           </w:p>
         </w:tc>
@@ -3390,7 +1461,7 @@
                 <w:sz w:val="18"/>
                 <w:szCs w:val="18"/>
               </w:rPr>
-              <w:t xml:space="preserve">All worked examples are fully correct with every step shown and clearly labelled. Uses at least two factorisation methods and the quadratic formula correctly. Arithmetic and algebraic manipulations are error-free throughout.</w:t>
+              <w:t xml:space="preserve">All expansions, factorisations and solutions are correct, shown step by step, and checked by re-expanding or substituting.</w:t>
             </w:r>
           </w:p>
         </w:tc>
@@ -3422,7 +1493,7 @@
                 <w:sz w:val="18"/>
                 <w:szCs w:val="18"/>
               </w:rPr>
-              <w:t xml:space="preserve">Most worked examples are correct with steps shown. One or two minor arithmetic or algebraic slips that do not derail the overall solution. Both factorisation and the quadratic formula are attempted with general accuracy.</w:t>
+              <w:t xml:space="preserve">Methods are correct with one or two small errors, such as a sign slip, and working is mostly shown.</w:t>
             </w:r>
           </w:p>
         </w:tc>
@@ -3454,7 +1525,7 @@
                 <w:sz w:val="18"/>
                 <w:szCs w:val="18"/>
               </w:rPr>
-              <w:t xml:space="preserve">Worked examples are incomplete or contain significant errors in expansion, factorisation, or application of the quadratic formula. Steps are missing or the logic of the procedure is unclear.</w:t>
+              <w:t xml:space="preserve">Methods are incomplete or incorrect, for example a missing middle term, wrong factor pairs or the zero-product property not used.</w:t>
             </w:r>
           </w:p>
         </w:tc>
@@ -3488,7 +1559,7 @@
                 <w:sz w:val="18"/>
                 <w:szCs w:val="18"/>
               </w:rPr>
-              <w:t xml:space="preserve">Connection to Real-World Context and Phenomenon</w:t>
+              <w:t xml:space="preserve">Reasoning and connection to the phenomenon</w:t>
             </w:r>
           </w:p>
         </w:tc>
@@ -3520,7 +1591,7 @@
                 <w:sz w:val="18"/>
                 <w:szCs w:val="18"/>
               </w:rPr>
-              <w:t xml:space="preserve">Every section is explicitly and meaningfully connected to the shot put phenomenon and/or the Kericho shamba. Solutions are interpreted in real-world terms (units stated, meaning of x explained). The driving question is answered directly and completely in Section 4.</w:t>
+              <w:t xml:space="preserve">Clearly explains why the x² term gives a curve, how factorisation reverses expansion, and how the roots predict the landing point.</w:t>
             </w:r>
           </w:p>
         </w:tc>
@@ -3552,7 +1623,7 @@
                 <w:sz w:val="18"/>
                 <w:szCs w:val="18"/>
               </w:rPr>
-              <w:t xml:space="preserve">Most sections reference the real-world contexts. Solutions are interpreted but interpretations may lack full detail (e.g., units occasionally missing). The driving question is addressed but the answer could be more complete or direct.</w:t>
+              <w:t xml:space="preserve">Explains most of the connections but one link, such as roots to landing point, is brief or unclear.</w:t>
             </w:r>
           </w:p>
         </w:tc>
@@ -3584,7 +1655,7 @@
                 <w:sz w:val="18"/>
                 <w:szCs w:val="18"/>
               </w:rPr>
-              <w:t xml:space="preserve">Real-world connections are superficial or limited to one or two sections. Mathematical solutions are stated without interpretation. The driving question is not clearly or directly answered.</w:t>
+              <w:t xml:space="preserve">Describes procedures without explaining why they work or how they relate to the shot put.</w:t>
             </w:r>
           </w:p>
         </w:tc>
@@ -3618,7 +1689,7 @@
                 <w:sz w:val="18"/>
                 <w:szCs w:val="18"/>
               </w:rPr>
-              <w:t xml:space="preserve">Communication: Clarity, Structure, and Mathematical Language</w:t>
+              <w:t xml:space="preserve">Interpreting solutions in context</w:t>
             </w:r>
           </w:p>
         </w:tc>
@@ -3650,7 +1721,7 @@
                 <w:sz w:val="18"/>
                 <w:szCs w:val="18"/>
               </w:rPr>
-              <w:t xml:space="preserve">Explanation is written in clear, full sentences with accurate mathematical vocabulary used consistently (e.g., coefficient, factorise, discriminant, roots, parabola). Each section flows logically. A student who missed the unit could follow and learn from this explanation independently.</w:t>
+              <w:t xml:space="preserve">Interprets every root in context, rejects the negative length with a clear reason, and explains the vertex as the maximum height at x = 3 m.</w:t>
             </w:r>
           </w:p>
         </w:tc>
@@ -3682,7 +1753,7 @@
                 <w:sz w:val="18"/>
                 <w:szCs w:val="18"/>
               </w:rPr>
-              <w:t xml:space="preserve">Explanation is generally clear and mostly uses correct mathematical vocabulary. A few terms may be used imprecisely or undefined. The structure is logical but some transitions between ideas could be clearer.</w:t>
+              <w:t xml:space="preserve">Interprets the roots correctly but gives a limited reason for rejecting a solution or only a partial vertex explanation.</w:t>
             </w:r>
           </w:p>
         </w:tc>
@@ -3714,7 +1785,7 @@
                 <w:sz w:val="18"/>
                 <w:szCs w:val="18"/>
               </w:rPr>
-              <w:t xml:space="preserve">Explanation is difficult to follow in places. Mathematical vocabulary is limited, missing, or incorrectly used. Sections lack clear structure or the logical flow between steps is not apparent to a new reader.</w:t>
+              <w:t xml:space="preserve">Gives numerical answers without units or meaning, and does not reject impossible solutions.</w:t>
             </w:r>
           </w:p>
         </w:tc>
@@ -3748,7 +1819,7 @@
                 <w:sz w:val="18"/>
                 <w:szCs w:val="18"/>
               </w:rPr>
-              <w:t xml:space="preserve">Critical Reflection and Mathematical Thinking (Section 5)</w:t>
+              <w:t xml:space="preserve">Communication</w:t>
             </w:r>
           </w:p>
         </w:tc>
@@ -3780,7 +1851,7 @@
                 <w:sz w:val="18"/>
                 <w:szCs w:val="18"/>
               </w:rPr>
-              <w:t xml:space="preserve">Identifies specific, realistic limitations of the quadratic model with justification. Proposes a novel, well-reasoned Kenyan context for applying quadratic mathematics. Poses a genuine, mathematically meaningful new question that extends beyond the unit content.</w:t>
+              <w:t xml:space="preserve">The Claim–Evidence–Reasoning structure is complete, uses correct mathematical vocabulary, and is clearly organised.</w:t>
             </w:r>
           </w:p>
         </w:tc>
@@ -3812,7 +1883,7 @@
                 <w:sz w:val="18"/>
                 <w:szCs w:val="18"/>
               </w:rPr>
-              <w:t xml:space="preserve">Acknowledges at least one limitation of the model. Proposes a relevant new Kenyan context, though the explanation of why quadratics apply may lack depth. New question is relevant but may not extend significantly beyond unit content.</w:t>
+              <w:t xml:space="preserve">The structure is mostly complete and the vocabulary is mostly correct.</w:t>
             </w:r>
           </w:p>
         </w:tc>
@@ -3844,7 +1915,7 @@
                 <w:sz w:val="18"/>
                 <w:szCs w:val="18"/>
               </w:rPr>
-              <w:t xml:space="preserve">Reflection is superficial or generic (e.g., 'the model might not be perfect'). New context is either absent, not Kenyan, or the quadratic connection is not explained. No meaningful new question is posed.</w:t>
+              <w:t xml:space="preserve">The structure is missing parts and the vocabulary is rarely used correctly.</w:t>
             </w:r>
           </w:p>
         </w:tc>
@@ -3968,7 +2039,7 @@
         </w:rPr>
         <w:t xml:space="preserve">© 2026 SeaVuria and ARES. This work is licensed under a </w:t>
       </w:r>
-      <w:hyperlink w:history="1" r:id="rIdaui-2buuuosczux0mo4ql">
+      <w:hyperlink w:history="1" r:id="rIdcbasytj4yk_fsxyhh9lni">
         <w:r>
           <w:rPr>
             <w:rFonts w:ascii="Arial" w:cs="Arial" w:eastAsia="Arial" w:hAnsi="Arial"/>
@@ -3988,7 +2059,7 @@
         </w:rPr>
         <w:t xml:space="preserve"> (</w:t>
       </w:r>
-      <w:hyperlink w:history="1" r:id="rIde6e7tk3vooqswpvq0poth">
+      <w:hyperlink w:history="1" r:id="rIdhz1aldufwtyr2k01pujxw">
         <w:r>
           <w:rPr>
             <w:rFonts w:ascii="Arial" w:cs="Arial" w:eastAsia="Arial" w:hAnsi="Arial"/>
@@ -4008,7 +2079,7 @@
         </w:rPr>
         <w:t xml:space="preserve">). To view a copy of this license, visit </w:t>
       </w:r>
-      <w:hyperlink w:history="1" r:id="rIdrh1he9ty_r2cl6jjxji6q">
+      <w:hyperlink w:history="1" r:id="rId7cg-1udtifuf-sd6v1swy">
         <w:r>
           <w:rPr>
             <w:rFonts w:ascii="Arial" w:cs="Arial" w:eastAsia="Arial" w:hAnsi="Arial"/>

--- a/data/outputs/v2/Core_Mathematics/SS1.3_Quadratic_Expressions_and_Equations/Core_Mathematics_Quadratic_Expressions_and_Equations_FinalExplanation.docx
+++ b/data/outputs/v2/Core_Mathematics/SS1.3_Quadratic_Expressions_and_Equations/Core_Mathematics_Quadratic_Expressions_and_Equations_FinalExplanation.docx
@@ -2039,7 +2039,7 @@
         </w:rPr>
         <w:t xml:space="preserve">© 2026 SeaVuria and ARES. This work is licensed under a </w:t>
       </w:r>
-      <w:hyperlink w:history="1" r:id="rIdcbasytj4yk_fsxyhh9lni">
+      <w:hyperlink w:history="1" r:id="rIdmpj1rftuiz8_isbsq6ifn">
         <w:r>
           <w:rPr>
             <w:rFonts w:ascii="Arial" w:cs="Arial" w:eastAsia="Arial" w:hAnsi="Arial"/>
@@ -2059,7 +2059,7 @@
         </w:rPr>
         <w:t xml:space="preserve"> (</w:t>
       </w:r>
-      <w:hyperlink w:history="1" r:id="rIdhz1aldufwtyr2k01pujxw">
+      <w:hyperlink w:history="1" r:id="rId5kh0jlwfdukmnzahhlsfv">
         <w:r>
           <w:rPr>
             <w:rFonts w:ascii="Arial" w:cs="Arial" w:eastAsia="Arial" w:hAnsi="Arial"/>
@@ -2079,7 +2079,7 @@
         </w:rPr>
         <w:t xml:space="preserve">). To view a copy of this license, visit </w:t>
       </w:r>
-      <w:hyperlink w:history="1" r:id="rId7cg-1udtifuf-sd6v1swy">
+      <w:hyperlink w:history="1" r:id="rId2k9zwesvahopuzboy82my">
         <w:r>
           <w:rPr>
             <w:rFonts w:ascii="Arial" w:cs="Arial" w:eastAsia="Arial" w:hAnsi="Arial"/>

--- a/data/outputs/v2/Core_Mathematics/SS1.3_Quadratic_Expressions_and_Equations/Core_Mathematics_Quadratic_Expressions_and_Equations_FinalExplanation.docx
+++ b/data/outputs/v2/Core_Mathematics/SS1.3_Quadratic_Expressions_and_Equations/Core_Mathematics_Quadratic_Expressions_and_Equations_FinalExplanation.docx
@@ -2039,7 +2039,7 @@
         </w:rPr>
         <w:t xml:space="preserve">© 2026 SeaVuria and ARES. This work is licensed under a </w:t>
       </w:r>
-      <w:hyperlink w:history="1" r:id="rIdmpj1rftuiz8_isbsq6ifn">
+      <w:hyperlink w:history="1" r:id="rIdliuvszj2atjvrp9l4uxrh">
         <w:r>
           <w:rPr>
             <w:rFonts w:ascii="Arial" w:cs="Arial" w:eastAsia="Arial" w:hAnsi="Arial"/>
@@ -2059,7 +2059,7 @@
         </w:rPr>
         <w:t xml:space="preserve"> (</w:t>
       </w:r>
-      <w:hyperlink w:history="1" r:id="rId5kh0jlwfdukmnzahhlsfv">
+      <w:hyperlink w:history="1" r:id="rIdprhi4swa6qujupqhbefs8">
         <w:r>
           <w:rPr>
             <w:rFonts w:ascii="Arial" w:cs="Arial" w:eastAsia="Arial" w:hAnsi="Arial"/>
@@ -2079,7 +2079,7 @@
         </w:rPr>
         <w:t xml:space="preserve">). To view a copy of this license, visit </w:t>
       </w:r>
-      <w:hyperlink w:history="1" r:id="rId2k9zwesvahopuzboy82my">
+      <w:hyperlink w:history="1" r:id="rIde9ebj70wt5akwyscwpqsf">
         <w:r>
           <w:rPr>
             <w:rFonts w:ascii="Arial" w:cs="Arial" w:eastAsia="Arial" w:hAnsi="Arial"/>

--- a/data/outputs/v2/Core_Mathematics/SS1.3_Quadratic_Expressions_and_Equations/Core_Mathematics_Quadratic_Expressions_and_Equations_FinalExplanation.docx
+++ b/data/outputs/v2/Core_Mathematics/SS1.3_Quadratic_Expressions_and_Equations/Core_Mathematics_Quadratic_Expressions_and_Equations_FinalExplanation.docx
@@ -95,7 +95,7 @@
                 <w:sz w:val="22"/>
                 <w:szCs w:val="22"/>
               </w:rPr>
-              <w:t xml:space="preserve">FINAL EXPLANATION: CORE MATHEMATICS GRADE 10 – SUB-STRAND 1.3: QUADRATIC EXPRESSIONS AND EQUATIONS – FINAL EXPLANATION</w:t>
+              <w:t xml:space="preserve">FINAL EXPLANATION: CORE MATHEMATICS GRADE 10: QUADRATIC EXPRESSIONS AND EQUATIONS</w:t>
             </w:r>
           </w:p>
         </w:tc>
@@ -422,7 +422,7 @@
                 <w:sz w:val="18"/>
                 <w:szCs w:val="18"/>
               </w:rPr>
-              <w:t xml:space="preserve">This is your Final Explanation for the unit. Think back to the shot put thrown at the Nairobi school sports day, the tiled courtyard, and the Kericho tea farmer's shamba. Answer each question in the space below it, in full sentences, and show all your working. In Part 1 use the height rule from Lesson 1, h = −0.1x² + 1.2x + 1.5, where h is the height in metres and x is the horizontal distance in metres. In Parts 3, 4 and 5 use the simplified height rule h = −x² + 6x, which we used in later lessons to practise factorising and solving. Support every claim with evidence from the lessons, such as your calculations, your area diagrams, your Driving Question Board entries and your parabola model. Your three-part answer to the driving question comes at the end: How can we use the mathematics of quadratic expressions and equations to predict, explain, and solve real problems?</w:t>
+              <w:t xml:space="preserve">This Final Explanation is about Mama Wanjiru's vegetable plot in Kericho. She has exactly 40 m of fencing wire for a rectangular plot of sukuma wiki and spinach. Her children Chebet and Kiprop found that two different widths can give the same area. Use what you learned in Lessons 1 to 8 to answer each part. Write your answers in the space under each prompt. Show your working, use units (m and m²), and check every answer against the situation. Refer to your Lesson 1 model and your final model where the questions ask you to.</w:t>
             </w:r>
           </w:p>
         </w:tc>
@@ -481,7 +481,7 @@
                 <w:sz w:val="22"/>
                 <w:szCs w:val="22"/>
               </w:rPr>
-              <w:t xml:space="preserve">Part 1: Why a straight line cannot describe the throw</w:t>
+              <w:t xml:space="preserve">Part 1: Forming the area expression</w:t>
             </w:r>
           </w:p>
         </w:tc>
@@ -515,7 +515,83 @@
                 <w:sz w:val="18"/>
                 <w:szCs w:val="18"/>
               </w:rPr>
-              <w:t xml:space="preserve">On sports day, your classmate's slow-motion video showed the shot put tracing a smooth curve, not a straight line. (a) Using the Lesson 1 height rule h = −0.1x² + 1.2x + 1.5, work out the height of the ball when x = 0, 2, 4, 6, 8, 10 and 12 metres. (b) Find the first differences (change in h from one point to the next) and then the second differences. (c) Use your results to explain why a linear equation y = mx + c cannot fit this curve, and say which kind of expression is needed and what feature of it produces the rise-and-fall shape.</w:t>
+              <w:t xml:space="preserve">Mama Wanjiru uses all 40 m of wire for the fence of a rectangular plot. Let the width be x m.</w:t>
+            </w:r>
+          </w:p>
+          <w:p>
+            <w:pPr>
+              <w:spacing w:after="40" w:before="0"/>
+              <w:jc w:val="left"/>
+            </w:pPr>
+            <w:r>
+              <w:rPr>
+                <w:rFonts w:ascii="Arial" w:cs="Arial" w:eastAsia="Arial" w:hAnsi="Arial"/>
+                <w:b/>
+                <w:bCs/>
+                <w:i w:val="false"/>
+                <w:iCs w:val="false"/>
+                <w:color w:val="000000"/>
+                <w:sz w:val="18"/>
+                <w:szCs w:val="18"/>
+              </w:rPr>
+              <w:t xml:space="preserve">(a) Explain why the length is (20 − x) m.</w:t>
+            </w:r>
+          </w:p>
+          <w:p>
+            <w:pPr>
+              <w:spacing w:after="40" w:before="0"/>
+              <w:jc w:val="left"/>
+            </w:pPr>
+            <w:r>
+              <w:rPr>
+                <w:rFonts w:ascii="Arial" w:cs="Arial" w:eastAsia="Arial" w:hAnsi="Arial"/>
+                <w:b/>
+                <w:bCs/>
+                <w:i w:val="false"/>
+                <w:iCs w:val="false"/>
+                <w:color w:val="000000"/>
+                <w:sz w:val="18"/>
+                <w:szCs w:val="18"/>
+              </w:rPr>
+              <w:t xml:space="preserve">(b) Write the area as an expression in x and expand it. Say why it is called a quadratic expression.</w:t>
+            </w:r>
+          </w:p>
+          <w:p>
+            <w:pPr>
+              <w:spacing w:after="40" w:before="0"/>
+              <w:jc w:val="left"/>
+            </w:pPr>
+            <w:r>
+              <w:rPr>
+                <w:rFonts w:ascii="Arial" w:cs="Arial" w:eastAsia="Arial" w:hAnsi="Arial"/>
+                <w:b/>
+                <w:bCs/>
+                <w:i w:val="false"/>
+                <w:iCs w:val="false"/>
+                <w:color w:val="000000"/>
+                <w:sz w:val="18"/>
+                <w:szCs w:val="18"/>
+              </w:rPr>
+              <w:t xml:space="preserve">(c) Which widths x give a real plot? Explain why widths of 20 m or more do not.</w:t>
+            </w:r>
+          </w:p>
+          <w:p>
+            <w:pPr>
+              <w:spacing w:after="40" w:before="0"/>
+              <w:jc w:val="left"/>
+            </w:pPr>
+            <w:r>
+              <w:rPr>
+                <w:rFonts w:ascii="Arial" w:cs="Arial" w:eastAsia="Arial" w:hAnsi="Arial"/>
+                <w:b/>
+                <w:bCs/>
+                <w:i w:val="false"/>
+                <w:iCs w:val="false"/>
+                <w:color w:val="000000"/>
+                <w:sz w:val="18"/>
+                <w:szCs w:val="18"/>
+              </w:rPr>
+              <w:t xml:space="preserve">(d) Use your expression to find the area when x = 8, x = 10 and x = 12.</w:t>
             </w:r>
           </w:p>
         </w:tc>
@@ -611,7 +687,7 @@
                 <w:sz w:val="22"/>
                 <w:szCs w:val="22"/>
               </w:rPr>
-              <w:t xml:space="preserve">Part 2: Forming quadratic expressions from area</w:t>
+              <w:t xml:space="preserve">Part 2: Why two widths give one area</w:t>
             </w:r>
           </w:p>
         </w:tc>
@@ -645,7 +721,83 @@
                 <w:sz w:val="18"/>
                 <w:szCs w:val="18"/>
               </w:rPr>
-              <w:t xml:space="preserve">Quadratic expressions arise whenever two lengths that both depend on a variable are multiplied. (a) The tiled courtyard has side lengths (x + 2) and (x + 5) metres. Write and expand an expression for its area using the grid/box method or FOIL, and write it in standard form ax² + bx + c. (b) Explain in one or two sentences why this area expression is quadratic and not linear. (c) The Kericho tea farmer's shamba is a rectangle with sides x and (x + 4) metres. Write the area expression and expand it.</w:t>
+              <w:t xml:space="preserve">Chebet and Kiprop noticed that a plot 8 m wide and a plot 12 m wide have the same area.</w:t>
+            </w:r>
+          </w:p>
+          <w:p>
+            <w:pPr>
+              <w:spacing w:after="40" w:before="0"/>
+              <w:jc w:val="left"/>
+            </w:pPr>
+            <w:r>
+              <w:rPr>
+                <w:rFonts w:ascii="Arial" w:cs="Arial" w:eastAsia="Arial" w:hAnsi="Arial"/>
+                <w:b/>
+                <w:bCs/>
+                <w:i w:val="false"/>
+                <w:iCs w:val="false"/>
+                <w:color w:val="000000"/>
+                <w:sz w:val="18"/>
+                <w:szCs w:val="18"/>
+              </w:rPr>
+              <w:t xml:space="preserve">(a) Write the equation you get when the area is 96 m² and rearrange it so that one side is zero.</w:t>
+            </w:r>
+          </w:p>
+          <w:p>
+            <w:pPr>
+              <w:spacing w:after="40" w:before="0"/>
+              <w:jc w:val="left"/>
+            </w:pPr>
+            <w:r>
+              <w:rPr>
+                <w:rFonts w:ascii="Arial" w:cs="Arial" w:eastAsia="Arial" w:hAnsi="Arial"/>
+                <w:b/>
+                <w:bCs/>
+                <w:i w:val="false"/>
+                <w:iCs w:val="false"/>
+                <w:color w:val="000000"/>
+                <w:sz w:val="18"/>
+                <w:szCs w:val="18"/>
+              </w:rPr>
+              <w:t xml:space="preserve">(b) Factorise it and use the zero-product property to solve it. Show how you can check your answers.</w:t>
+            </w:r>
+          </w:p>
+          <w:p>
+            <w:pPr>
+              <w:spacing w:after="40" w:before="0"/>
+              <w:jc w:val="left"/>
+            </w:pPr>
+            <w:r>
+              <w:rPr>
+                <w:rFonts w:ascii="Arial" w:cs="Arial" w:eastAsia="Arial" w:hAnsi="Arial"/>
+                <w:b/>
+                <w:bCs/>
+                <w:i w:val="false"/>
+                <w:iCs w:val="false"/>
+                <w:color w:val="000000"/>
+                <w:sz w:val="18"/>
+                <w:szCs w:val="18"/>
+              </w:rPr>
+              <w:t xml:space="preserve">(c) Are the 8 m and 12 m plots two different shapes? Explain using the length and width of each plot.</w:t>
+            </w:r>
+          </w:p>
+          <w:p>
+            <w:pPr>
+              <w:spacing w:after="40" w:before="0"/>
+              <w:jc w:val="left"/>
+            </w:pPr>
+            <w:r>
+              <w:rPr>
+                <w:rFonts w:ascii="Arial" w:cs="Arial" w:eastAsia="Arial" w:hAnsi="Arial"/>
+                <w:b/>
+                <w:bCs/>
+                <w:i w:val="false"/>
+                <w:iCs w:val="false"/>
+                <w:color w:val="000000"/>
+                <w:sz w:val="18"/>
+                <w:szCs w:val="18"/>
+              </w:rPr>
+              <w:t xml:space="preserve">(d) Use the symmetry of the area table to predict one other pair of widths that give equal areas, and state that area.</w:t>
             </w:r>
           </w:p>
         </w:tc>
@@ -741,7 +893,7 @@
                 <w:sz w:val="22"/>
                 <w:szCs w:val="22"/>
               </w:rPr>
-              <w:t xml:space="preserve">Part 3: Factorising: reversing the expansion</w:t>
+              <w:t xml:space="preserve">Part 3: Why there is a maximum area</w:t>
             </w:r>
           </w:p>
         </w:tc>
@@ -775,7 +927,64 @@
                 <w:sz w:val="18"/>
                 <w:szCs w:val="18"/>
               </w:rPr>
-              <w:t xml:space="preserve">Factorisation reverses expansion. (a) Starting from the expanded courtyard area x² + 7x + 10, factorise it and explain how you chose your two numbers. (b) The Kericho shamba's area expression is x² − 81. Factorise it and name the identity you used. (c) Factorise the simplified shot put height expression −x² + 6x. (d) Check your answer to (a) by re-expanding.</w:t>
+              <w:t xml:space="preserve">With 40 m of wire, the plot with a width of 10 m gives the largest area.</w:t>
+            </w:r>
+          </w:p>
+          <w:p>
+            <w:pPr>
+              <w:spacing w:after="40" w:before="0"/>
+              <w:jc w:val="left"/>
+            </w:pPr>
+            <w:r>
+              <w:rPr>
+                <w:rFonts w:ascii="Arial" w:cs="Arial" w:eastAsia="Arial" w:hAnsi="Arial"/>
+                <w:b/>
+                <w:bCs/>
+                <w:i w:val="false"/>
+                <w:iCs w:val="false"/>
+                <w:color w:val="000000"/>
+                <w:sz w:val="18"/>
+                <w:szCs w:val="18"/>
+              </w:rPr>
+              <w:t xml:space="preserve">(a) Which identities from Lessons 2 and 3 could help you show that the area x(20 − x) can be written as 100 − (x − 10)²? Write one of them in full.</w:t>
+            </w:r>
+          </w:p>
+          <w:p>
+            <w:pPr>
+              <w:spacing w:after="40" w:before="0"/>
+              <w:jc w:val="left"/>
+            </w:pPr>
+            <w:r>
+              <w:rPr>
+                <w:rFonts w:ascii="Arial" w:cs="Arial" w:eastAsia="Arial" w:hAnsi="Arial"/>
+                <w:b/>
+                <w:bCs/>
+                <w:i w:val="false"/>
+                <w:iCs w:val="false"/>
+                <w:color w:val="000000"/>
+                <w:sz w:val="18"/>
+                <w:szCs w:val="18"/>
+              </w:rPr>
+              <w:t xml:space="preserve">(b) Show by expanding that 100 − (x − 10)² is equal to 20x − x².</w:t>
+            </w:r>
+          </w:p>
+          <w:p>
+            <w:pPr>
+              <w:spacing w:after="40" w:before="0"/>
+              <w:jc w:val="left"/>
+            </w:pPr>
+            <w:r>
+              <w:rPr>
+                <w:rFonts w:ascii="Arial" w:cs="Arial" w:eastAsia="Arial" w:hAnsi="Arial"/>
+                <w:b/>
+                <w:bCs/>
+                <w:i w:val="false"/>
+                <w:iCs w:val="false"/>
+                <w:color w:val="000000"/>
+                <w:sz w:val="18"/>
+                <w:szCs w:val="18"/>
+              </w:rPr>
+              <w:t xml:space="preserve">(c) Use this form to explain why no plot can have an area greater than 100 m², and say what shape the plot is when the area is 100 m².</w:t>
             </w:r>
           </w:p>
         </w:tc>
@@ -871,7 +1080,7 @@
                 <w:sz w:val="22"/>
                 <w:szCs w:val="22"/>
               </w:rPr>
-              <w:t xml:space="preserve">Part 4: Solving equations to predict and decide</w:t>
+              <w:t xml:space="preserve">Part 4: Designing a school-garden plot</w:t>
             </w:r>
           </w:p>
         </w:tc>
@@ -905,7 +1114,45 @@
                 <w:sz w:val="18"/>
                 <w:szCs w:val="18"/>
               </w:rPr>
-              <w:t xml:space="preserve">(a) Set the simplified shot put height rule equal to zero, h = 0, and solve by factorising. Explain what each solution means for the ball. (b) A Kericho tea farmer wants to fence a rectangular shamba of area 40 m² with one side 3 m longer than the other. Let the shorter side be x metres. Form a quadratic equation in standard form, solve it by factorisation, and state the dimensions of the shamba. (c) Explain what you do with each root and why.</w:t>
+              <w:t xml:space="preserve">Your group has 40 m of fencing wire for a school-garden plot.</w:t>
+            </w:r>
+          </w:p>
+          <w:p>
+            <w:pPr>
+              <w:spacing w:after="40" w:before="0"/>
+              <w:jc w:val="left"/>
+            </w:pPr>
+            <w:r>
+              <w:rPr>
+                <w:rFonts w:ascii="Arial" w:cs="Arial" w:eastAsia="Arial" w:hAnsi="Arial"/>
+                <w:b/>
+                <w:bCs/>
+                <w:i w:val="false"/>
+                <w:iCs w:val="false"/>
+                <w:color w:val="000000"/>
+                <w:sz w:val="18"/>
+                <w:szCs w:val="18"/>
+              </w:rPr>
+              <w:t xml:space="preserve">(a) The target area is 84 m². Form the equation, solve it by factorisation, and state the dimensions of the plot. Check that it uses exactly 40 m of wire.</w:t>
+            </w:r>
+          </w:p>
+          <w:p>
+            <w:pPr>
+              <w:spacing w:after="40" w:before="0"/>
+              <w:jc w:val="left"/>
+            </w:pPr>
+            <w:r>
+              <w:rPr>
+                <w:rFonts w:ascii="Arial" w:cs="Arial" w:eastAsia="Arial" w:hAnsi="Arial"/>
+                <w:b/>
+                <w:bCs/>
+                <w:i w:val="false"/>
+                <w:iCs w:val="false"/>
+                <w:color w:val="000000"/>
+                <w:sz w:val="18"/>
+                <w:szCs w:val="18"/>
+              </w:rPr>
+              <w:t xml:space="preserve">(b) A second group wants an area of 105 m². Decide whether this is possible and explain your reasoning.</w:t>
             </w:r>
           </w:p>
         </w:tc>
@@ -1001,7 +1248,7 @@
                 <w:sz w:val="22"/>
                 <w:szCs w:val="22"/>
               </w:rPr>
-              <w:t xml:space="preserve">Part 5: Answering the driving question</w:t>
+              <w:t xml:space="preserve">Part 5: Using the method in other situations and answering the driving question</w:t>
             </w:r>
           </w:p>
         </w:tc>
@@ -1035,7 +1282,64 @@
                 <w:sz w:val="18"/>
                 <w:szCs w:val="18"/>
               </w:rPr>
-              <w:t xml:space="preserve">Driving question: How can we use the mathematics of quadratic expressions and equations to predict, explain, and solve real problems, from the arc of a thrown ball on our school field to the dimensions of a farmer's shamba in Kericho? Write a three-part answer. Part A, CLAIM: state your answer in 2–3 sentences. Part B, EVIDENCE: use at least two different contexts from our lessons and include at least two pieces of calculation or data. Part C, REASONING: explain how forming, factorising and solving connect to each other and to the shot put. Finally, use the perfect square identity to rewrite the simplified height expression −x² + 6x in a form that shows the ball's highest point, and say what it tells you about the ball's flight.</w:t>
+              <w:t xml:space="preserve">A mandazi tray at a Kisumu market stall holds 60 mandazi in x rows and (x + 4) columns.</w:t>
+            </w:r>
+          </w:p>
+          <w:p>
+            <w:pPr>
+              <w:spacing w:after="40" w:before="0"/>
+              <w:jc w:val="left"/>
+            </w:pPr>
+            <w:r>
+              <w:rPr>
+                <w:rFonts w:ascii="Arial" w:cs="Arial" w:eastAsia="Arial" w:hAnsi="Arial"/>
+                <w:b/>
+                <w:bCs/>
+                <w:i w:val="false"/>
+                <w:iCs w:val="false"/>
+                <w:color w:val="000000"/>
+                <w:sz w:val="18"/>
+                <w:szCs w:val="18"/>
+              </w:rPr>
+              <w:t xml:space="preserve">(a) Form and solve an equation for x. State which solution you keep and why.</w:t>
+            </w:r>
+          </w:p>
+          <w:p>
+            <w:pPr>
+              <w:spacing w:after="40" w:before="0"/>
+              <w:jc w:val="left"/>
+            </w:pPr>
+            <w:r>
+              <w:rPr>
+                <w:rFonts w:ascii="Arial" w:cs="Arial" w:eastAsia="Arial" w:hAnsi="Arial"/>
+                <w:b/>
+                <w:bCs/>
+                <w:i w:val="false"/>
+                <w:iCs w:val="false"/>
+                <w:color w:val="000000"/>
+                <w:sz w:val="18"/>
+                <w:szCs w:val="18"/>
+              </w:rPr>
+              <w:t xml:space="preserve">(b) For a ball kicked at Kasarani, the height is h = 20t − 5t² metres after t seconds. The ball is at 15 m high at two times. Find both times and explain why both are valid.</w:t>
+            </w:r>
+          </w:p>
+          <w:p>
+            <w:pPr>
+              <w:spacing w:after="40" w:before="0"/>
+              <w:jc w:val="left"/>
+            </w:pPr>
+            <w:r>
+              <w:rPr>
+                <w:rFonts w:ascii="Arial" w:cs="Arial" w:eastAsia="Arial" w:hAnsi="Arial"/>
+                <w:b/>
+                <w:bCs/>
+                <w:i w:val="false"/>
+                <w:iCs w:val="false"/>
+                <w:color w:val="000000"/>
+                <w:sz w:val="18"/>
+                <w:szCs w:val="18"/>
+              </w:rPr>
+              <w:t xml:space="preserve">(c) Now answer the driving question: How can quadratic expressions and equations be used to find the dimensions of a plot when its fence length and area are both fixed, and why do two different plots sometimes have the same area? Compare what you thought in Lesson 1 with what you know now.</w:t>
             </w:r>
           </w:p>
         </w:tc>
@@ -1299,7 +1603,7 @@
                 <w:sz w:val="18"/>
                 <w:szCs w:val="18"/>
               </w:rPr>
-              <w:t xml:space="preserve">Use of evidence from the lessons</w:t>
+              <w:t xml:space="preserve">Forming and expanding quadratic expressions</w:t>
             </w:r>
           </w:p>
         </w:tc>
@@ -1331,7 +1635,7 @@
                 <w:sz w:val="18"/>
                 <w:szCs w:val="18"/>
               </w:rPr>
-              <w:t xml:space="preserve">Uses specific data and results from the shot put, the Kericho shamba and the courtyard accurately, with correct numbers throughout.</w:t>
+              <w:t xml:space="preserve">Correctly derives length 20 − x and area x(20 − x) = 20x − x², explains the x² term and the valid range 0 &lt; x &lt; 20 with clear reasons.</w:t>
             </w:r>
           </w:p>
         </w:tc>
@@ -1363,7 +1667,7 @@
                 <w:sz w:val="18"/>
                 <w:szCs w:val="18"/>
               </w:rPr>
-              <w:t xml:space="preserve">Uses evidence from at least two contexts, with minor numerical slips that do not change the conclusion.</w:t>
+              <w:t xml:space="preserve">Writes the correct expression and expands it, with the range given but with a limited explanation of the x² term or the limits.</w:t>
             </w:r>
           </w:p>
         </w:tc>
@@ -1395,7 +1699,7 @@
                 <w:sz w:val="18"/>
                 <w:szCs w:val="18"/>
               </w:rPr>
-              <w:t xml:space="preserve">Gives general statements with little or no specific data, or uses numbers that do not match the lessons.</w:t>
+              <w:t xml:space="preserve">Has errors in the length or area expression, or does not expand, or omits the valid range.</w:t>
             </w:r>
           </w:p>
         </w:tc>
@@ -1429,7 +1733,7 @@
                 <w:sz w:val="18"/>
                 <w:szCs w:val="18"/>
               </w:rPr>
-              <w:t xml:space="preserve">Mathematical accuracy (expanding, factorising, solving)</w:t>
+              <w:t xml:space="preserve">Solving by factorisation and checking</w:t>
             </w:r>
           </w:p>
         </w:tc>
@@ -1461,7 +1765,7 @@
                 <w:sz w:val="18"/>
                 <w:szCs w:val="18"/>
               </w:rPr>
-              <w:t xml:space="preserve">All expansions, factorisations and solutions are correct, shown step by step, and checked by re-expanding or substituting.</w:t>
+              <w:t xml:space="preserve">Rearranges to zero, factorises correctly, uses the zero-product property, and checks each solution against the context and by substitution or expansion.</w:t>
             </w:r>
           </w:p>
         </w:tc>
@@ -1493,7 +1797,7 @@
                 <w:sz w:val="18"/>
                 <w:szCs w:val="18"/>
               </w:rPr>
-              <w:t xml:space="preserve">Methods are correct with one or two small errors, such as a sign slip, and working is mostly shown.</w:t>
+              <w:t xml:space="preserve">Solves correctly but the checking against the context is brief or incomplete.</w:t>
             </w:r>
           </w:p>
         </w:tc>
@@ -1525,7 +1829,7 @@
                 <w:sz w:val="18"/>
                 <w:szCs w:val="18"/>
               </w:rPr>
-              <w:t xml:space="preserve">Methods are incomplete or incorrect, for example a missing middle term, wrong factor pairs or the zero-product property not used.</w:t>
+              <w:t xml:space="preserve">Makes factorisation or rearrangement errors, or does not use the zero-product property or check solutions.</w:t>
             </w:r>
           </w:p>
         </w:tc>
@@ -1559,7 +1863,7 @@
                 <w:sz w:val="18"/>
                 <w:szCs w:val="18"/>
               </w:rPr>
-              <w:t xml:space="preserve">Reasoning and connection to the phenomenon</w:t>
+              <w:t xml:space="preserve">Explaining equal areas and the maximum</w:t>
             </w:r>
           </w:p>
         </w:tc>
@@ -1591,7 +1895,7 @@
                 <w:sz w:val="18"/>
                 <w:szCs w:val="18"/>
               </w:rPr>
-              <w:t xml:space="preserve">Clearly explains why the x² term gives a curve, how factorisation reverses expansion, and how the roots predict the landing point.</w:t>
+              <w:t xml:space="preserve">States that 8 m and 12 m give the same 8 m by 12 m rectangle turned round, explains symmetry about x = 10, and uses A = 100 − (x − 10)² to explain the maximum of 100 m².</w:t>
             </w:r>
           </w:p>
         </w:tc>
@@ -1623,7 +1927,7 @@
                 <w:sz w:val="18"/>
                 <w:szCs w:val="18"/>
               </w:rPr>
-              <w:t xml:space="preserve">Explains most of the connections but one link, such as roots to landing point, is brief or unclear.</w:t>
+              <w:t xml:space="preserve">Explains the equal areas or the maximum correctly but the reasoning for one of them is incomplete.</w:t>
             </w:r>
           </w:p>
         </w:tc>
@@ -1655,7 +1959,7 @@
                 <w:sz w:val="18"/>
                 <w:szCs w:val="18"/>
               </w:rPr>
-              <w:t xml:space="preserve">Describes procedures without explaining why they work or how they relate to the shot put.</w:t>
+              <w:t xml:space="preserve">Describes the two plots as different shapes, or states the maximum without a reason.</w:t>
             </w:r>
           </w:p>
         </w:tc>
@@ -1689,7 +1993,7 @@
                 <w:sz w:val="18"/>
                 <w:szCs w:val="18"/>
               </w:rPr>
-              <w:t xml:space="preserve">Interpreting solutions in context</w:t>
+              <w:t xml:space="preserve">Applying to new situations</w:t>
             </w:r>
           </w:p>
         </w:tc>
@@ -1721,7 +2025,7 @@
                 <w:sz w:val="18"/>
                 <w:szCs w:val="18"/>
               </w:rPr>
-              <w:t xml:space="preserve">Interprets every root in context, rejects the negative length with a clear reason, and explains the vertex as the maximum height at x = 3 m.</w:t>
+              <w:t xml:space="preserve">Forms and solves the mandazi, ball and garden equations accurately, rejecting invalid roots and keeping valid ones with a reason linked to the situation.</w:t>
             </w:r>
           </w:p>
         </w:tc>
@@ -1753,7 +2057,7 @@
                 <w:sz w:val="18"/>
                 <w:szCs w:val="18"/>
               </w:rPr>
-              <w:t xml:space="preserve">Interprets the roots correctly but gives a limited reason for rejecting a solution or only a partial vertex explanation.</w:t>
+              <w:t xml:space="preserve">Forms and solves most equations correctly but gives weak reasons for keeping or rejecting roots.</w:t>
             </w:r>
           </w:p>
         </w:tc>
@@ -1785,7 +2089,7 @@
                 <w:sz w:val="18"/>
                 <w:szCs w:val="18"/>
               </w:rPr>
-              <w:t xml:space="preserve">Gives numerical answers without units or meaning, and does not reject impossible solutions.</w:t>
+              <w:t xml:space="preserve">Cannot form the equations from the situations, or accepts invalid roots.</w:t>
             </w:r>
           </w:p>
         </w:tc>
@@ -1819,7 +2123,7 @@
                 <w:sz w:val="18"/>
                 <w:szCs w:val="18"/>
               </w:rPr>
-              <w:t xml:space="preserve">Communication</w:t>
+              <w:t xml:space="preserve">Communicating and linking to the driving question</w:t>
             </w:r>
           </w:p>
         </w:tc>
@@ -1851,7 +2155,7 @@
                 <w:sz w:val="18"/>
                 <w:szCs w:val="18"/>
               </w:rPr>
-              <w:t xml:space="preserve">The Claim–Evidence–Reasoning structure is complete, uses correct mathematical vocabulary, and is clearly organised.</w:t>
+              <w:t xml:space="preserve">Gives a clear answer to the driving question, compares the Lesson 1 and final models, and uses correct units and vocabulary throughout.</w:t>
             </w:r>
           </w:p>
         </w:tc>
@@ -1883,7 +2187,7 @@
                 <w:sz w:val="18"/>
                 <w:szCs w:val="18"/>
               </w:rPr>
-              <w:t xml:space="preserve">The structure is mostly complete and the vocabulary is mostly correct.</w:t>
+              <w:t xml:space="preserve">Answers the driving question with mostly correct vocabulary and units but a limited comparison to Lesson 1.</w:t>
             </w:r>
           </w:p>
         </w:tc>
@@ -1915,7 +2219,7 @@
                 <w:sz w:val="18"/>
                 <w:szCs w:val="18"/>
               </w:rPr>
-              <w:t xml:space="preserve">The structure is missing parts and the vocabulary is rarely used correctly.</w:t>
+              <w:t xml:space="preserve">The answer to the driving question is incomplete or unclear, with frequent missing units or vocabulary errors.</w:t>
             </w:r>
           </w:p>
         </w:tc>
@@ -2039,7 +2343,7 @@
         </w:rPr>
         <w:t xml:space="preserve">© 2026 SeaVuria and ARES. This work is licensed under a </w:t>
       </w:r>
-      <w:hyperlink w:history="1" r:id="rIdliuvszj2atjvrp9l4uxrh">
+      <w:hyperlink w:history="1" r:id="rIddwdgsrmtuvdlzbuvh4ysf">
         <w:r>
           <w:rPr>
             <w:rFonts w:ascii="Arial" w:cs="Arial" w:eastAsia="Arial" w:hAnsi="Arial"/>
@@ -2059,7 +2363,7 @@
         </w:rPr>
         <w:t xml:space="preserve"> (</w:t>
       </w:r>
-      <w:hyperlink w:history="1" r:id="rIdprhi4swa6qujupqhbefs8">
+      <w:hyperlink w:history="1" r:id="rIdlrwxfc4pg39pdftpatnsx">
         <w:r>
           <w:rPr>
             <w:rFonts w:ascii="Arial" w:cs="Arial" w:eastAsia="Arial" w:hAnsi="Arial"/>
@@ -2079,7 +2383,7 @@
         </w:rPr>
         <w:t xml:space="preserve">). To view a copy of this license, visit </w:t>
       </w:r>
-      <w:hyperlink w:history="1" r:id="rIde9ebj70wt5akwyscwpqsf">
+      <w:hyperlink w:history="1" r:id="rIdptevpavknkfj1os8dsjoc">
         <w:r>
           <w:rPr>
             <w:rFonts w:ascii="Arial" w:cs="Arial" w:eastAsia="Arial" w:hAnsi="Arial"/>

--- a/data/outputs/v2/Core_Mathematics/SS1.3_Quadratic_Expressions_and_Equations/Core_Mathematics_Quadratic_Expressions_and_Equations_FinalExplanation.docx
+++ b/data/outputs/v2/Core_Mathematics/SS1.3_Quadratic_Expressions_and_Equations/Core_Mathematics_Quadratic_Expressions_and_Equations_FinalExplanation.docx
@@ -2343,7 +2343,7 @@
         </w:rPr>
         <w:t xml:space="preserve">© 2026 SeaVuria and ARES. This work is licensed under a </w:t>
       </w:r>
-      <w:hyperlink w:history="1" r:id="rIddwdgsrmtuvdlzbuvh4ysf">
+      <w:hyperlink w:history="1" r:id="rIdbbzy6xcls6pui3k7oysg7">
         <w:r>
           <w:rPr>
             <w:rFonts w:ascii="Arial" w:cs="Arial" w:eastAsia="Arial" w:hAnsi="Arial"/>
@@ -2363,7 +2363,7 @@
         </w:rPr>
         <w:t xml:space="preserve"> (</w:t>
       </w:r>
-      <w:hyperlink w:history="1" r:id="rIdlrwxfc4pg39pdftpatnsx">
+      <w:hyperlink w:history="1" r:id="rIdnh63gdrpb7r0ynpkno-g4">
         <w:r>
           <w:rPr>
             <w:rFonts w:ascii="Arial" w:cs="Arial" w:eastAsia="Arial" w:hAnsi="Arial"/>
@@ -2383,7 +2383,7 @@
         </w:rPr>
         <w:t xml:space="preserve">). To view a copy of this license, visit </w:t>
       </w:r>
-      <w:hyperlink w:history="1" r:id="rIdptevpavknkfj1os8dsjoc">
+      <w:hyperlink w:history="1" r:id="rIdk1as8pib6ummyv3xtlplw">
         <w:r>
           <w:rPr>
             <w:rFonts w:ascii="Arial" w:cs="Arial" w:eastAsia="Arial" w:hAnsi="Arial"/>

--- a/data/outputs/v2/Core_Mathematics/SS1.3_Quadratic_Expressions_and_Equations/Core_Mathematics_Quadratic_Expressions_and_Equations_FinalExplanation.docx
+++ b/data/outputs/v2/Core_Mathematics/SS1.3_Quadratic_Expressions_and_Equations/Core_Mathematics_Quadratic_Expressions_and_Equations_FinalExplanation.docx
@@ -4,6 +4,7 @@
   <w:body>
     <w:p>
       <w:pPr>
+        <w:keepNext w:val="false"/>
         <w:spacing w:after="30" w:before="0"/>
         <w:jc w:val="center"/>
       </w:pPr>
@@ -23,6 +24,7 @@
     </w:p>
     <w:p>
       <w:pPr>
+        <w:keepNext w:val="false"/>
         <w:spacing w:after="60" w:before="0"/>
         <w:jc w:val="center"/>
       </w:pPr>
@@ -81,6 +83,7 @@
           </w:tcPr>
           <w:p>
             <w:pPr>
+              <w:keepNext w:val="false"/>
               <w:spacing w:after="40" w:before="0"/>
               <w:jc w:val="center"/>
             </w:pPr>
@@ -116,6 +119,7 @@
           </w:tcPr>
           <w:p>
             <w:pPr>
+              <w:keepNext w:val="false"/>
               <w:spacing w:after="40" w:before="0"/>
               <w:jc w:val="center"/>
             </w:pPr>
@@ -150,6 +154,7 @@
           </w:tcPr>
           <w:p>
             <w:pPr>
+              <w:keepNext w:val="false"/>
               <w:spacing w:after="40" w:before="0"/>
               <w:jc w:val="left"/>
             </w:pPr>
@@ -182,6 +187,7 @@
           </w:tcPr>
           <w:p>
             <w:pPr>
+              <w:keepNext w:val="false"/>
               <w:spacing w:after="40" w:before="0"/>
               <w:jc w:val="left"/>
             </w:pPr>
@@ -216,6 +222,7 @@
           </w:tcPr>
           <w:p>
             <w:pPr>
+              <w:keepNext w:val="false"/>
               <w:spacing w:after="40" w:before="0"/>
               <w:jc w:val="left"/>
             </w:pPr>
@@ -248,6 +255,7 @@
           </w:tcPr>
           <w:p>
             <w:pPr>
+              <w:keepNext w:val="false"/>
               <w:spacing w:after="40" w:before="0"/>
               <w:jc w:val="left"/>
             </w:pPr>
@@ -282,6 +290,7 @@
           </w:tcPr>
           <w:p>
             <w:pPr>
+              <w:keepNext w:val="false"/>
               <w:spacing w:after="40" w:before="0"/>
               <w:jc w:val="left"/>
             </w:pPr>
@@ -314,6 +323,7 @@
           </w:tcPr>
           <w:p>
             <w:pPr>
+              <w:keepNext w:val="false"/>
               <w:spacing w:after="40" w:before="0"/>
               <w:jc w:val="left"/>
             </w:pPr>
@@ -374,6 +384,7 @@
           </w:tcPr>
           <w:p>
             <w:pPr>
+              <w:keepNext w:val="false"/>
               <w:spacing w:after="40" w:before="0"/>
               <w:jc w:val="center"/>
             </w:pPr>
@@ -408,6 +419,7 @@
           </w:tcPr>
           <w:p>
             <w:pPr>
+              <w:keepNext w:val="false"/>
               <w:spacing w:after="40" w:before="0"/>
               <w:jc w:val="left"/>
             </w:pPr>
@@ -467,6 +479,7 @@
           </w:tcPr>
           <w:p>
             <w:pPr>
+              <w:keepNext/>
               <w:spacing w:after="40" w:before="0"/>
               <w:jc w:val="center"/>
             </w:pPr>
@@ -501,6 +514,7 @@
           </w:tcPr>
           <w:p>
             <w:pPr>
+              <w:keepNext/>
               <w:spacing w:after="40" w:before="0"/>
               <w:jc w:val="left"/>
             </w:pPr>
@@ -520,6 +534,7 @@
           </w:p>
           <w:p>
             <w:pPr>
+              <w:keepNext/>
               <w:spacing w:after="40" w:before="0"/>
               <w:jc w:val="left"/>
             </w:pPr>
@@ -539,6 +554,7 @@
           </w:p>
           <w:p>
             <w:pPr>
+              <w:keepNext/>
               <w:spacing w:after="40" w:before="0"/>
               <w:jc w:val="left"/>
             </w:pPr>
@@ -558,6 +574,7 @@
           </w:p>
           <w:p>
             <w:pPr>
+              <w:keepNext/>
               <w:spacing w:after="40" w:before="0"/>
               <w:jc w:val="left"/>
             </w:pPr>
@@ -577,6 +594,7 @@
           </w:p>
           <w:p>
             <w:pPr>
+              <w:keepNext/>
               <w:spacing w:after="40" w:before="0"/>
               <w:jc w:val="left"/>
             </w:pPr>
@@ -614,6 +632,7 @@
           </w:tcPr>
           <w:p>
             <w:pPr>
+              <w:keepNext w:val="false"/>
               <w:spacing w:after="40" w:before="0"/>
               <w:jc w:val="left"/>
             </w:pPr>
@@ -673,6 +692,7 @@
           </w:tcPr>
           <w:p>
             <w:pPr>
+              <w:keepNext/>
               <w:spacing w:after="40" w:before="0"/>
               <w:jc w:val="center"/>
             </w:pPr>
@@ -707,6 +727,7 @@
           </w:tcPr>
           <w:p>
             <w:pPr>
+              <w:keepNext/>
               <w:spacing w:after="40" w:before="0"/>
               <w:jc w:val="left"/>
             </w:pPr>
@@ -726,6 +747,7 @@
           </w:p>
           <w:p>
             <w:pPr>
+              <w:keepNext/>
               <w:spacing w:after="40" w:before="0"/>
               <w:jc w:val="left"/>
             </w:pPr>
@@ -745,6 +767,7 @@
           </w:p>
           <w:p>
             <w:pPr>
+              <w:keepNext/>
               <w:spacing w:after="40" w:before="0"/>
               <w:jc w:val="left"/>
             </w:pPr>
@@ -764,6 +787,7 @@
           </w:p>
           <w:p>
             <w:pPr>
+              <w:keepNext/>
               <w:spacing w:after="40" w:before="0"/>
               <w:jc w:val="left"/>
             </w:pPr>
@@ -783,6 +807,7 @@
           </w:p>
           <w:p>
             <w:pPr>
+              <w:keepNext/>
               <w:spacing w:after="40" w:before="0"/>
               <w:jc w:val="left"/>
             </w:pPr>
@@ -820,6 +845,7 @@
           </w:tcPr>
           <w:p>
             <w:pPr>
+              <w:keepNext w:val="false"/>
               <w:spacing w:after="40" w:before="0"/>
               <w:jc w:val="left"/>
             </w:pPr>
@@ -879,6 +905,7 @@
           </w:tcPr>
           <w:p>
             <w:pPr>
+              <w:keepNext/>
               <w:spacing w:after="40" w:before="0"/>
               <w:jc w:val="center"/>
             </w:pPr>
@@ -913,6 +940,7 @@
           </w:tcPr>
           <w:p>
             <w:pPr>
+              <w:keepNext/>
               <w:spacing w:after="40" w:before="0"/>
               <w:jc w:val="left"/>
             </w:pPr>
@@ -932,6 +960,7 @@
           </w:p>
           <w:p>
             <w:pPr>
+              <w:keepNext/>
               <w:spacing w:after="40" w:before="0"/>
               <w:jc w:val="left"/>
             </w:pPr>
@@ -951,6 +980,7 @@
           </w:p>
           <w:p>
             <w:pPr>
+              <w:keepNext/>
               <w:spacing w:after="40" w:before="0"/>
               <w:jc w:val="left"/>
             </w:pPr>
@@ -970,6 +1000,7 @@
           </w:p>
           <w:p>
             <w:pPr>
+              <w:keepNext/>
               <w:spacing w:after="40" w:before="0"/>
               <w:jc w:val="left"/>
             </w:pPr>
@@ -1007,6 +1038,7 @@
           </w:tcPr>
           <w:p>
             <w:pPr>
+              <w:keepNext w:val="false"/>
               <w:spacing w:after="40" w:before="0"/>
               <w:jc w:val="left"/>
             </w:pPr>
@@ -1066,6 +1098,7 @@
           </w:tcPr>
           <w:p>
             <w:pPr>
+              <w:keepNext/>
               <w:spacing w:after="40" w:before="0"/>
               <w:jc w:val="center"/>
             </w:pPr>
@@ -1100,6 +1133,7 @@
           </w:tcPr>
           <w:p>
             <w:pPr>
+              <w:keepNext/>
               <w:spacing w:after="40" w:before="0"/>
               <w:jc w:val="left"/>
             </w:pPr>
@@ -1119,6 +1153,7 @@
           </w:p>
           <w:p>
             <w:pPr>
+              <w:keepNext/>
               <w:spacing w:after="40" w:before="0"/>
               <w:jc w:val="left"/>
             </w:pPr>
@@ -1138,6 +1173,7 @@
           </w:p>
           <w:p>
             <w:pPr>
+              <w:keepNext/>
               <w:spacing w:after="40" w:before="0"/>
               <w:jc w:val="left"/>
             </w:pPr>
@@ -1175,6 +1211,7 @@
           </w:tcPr>
           <w:p>
             <w:pPr>
+              <w:keepNext w:val="false"/>
               <w:spacing w:after="40" w:before="0"/>
               <w:jc w:val="left"/>
             </w:pPr>
@@ -1234,6 +1271,7 @@
           </w:tcPr>
           <w:p>
             <w:pPr>
+              <w:keepNext/>
               <w:spacing w:after="40" w:before="0"/>
               <w:jc w:val="center"/>
             </w:pPr>
@@ -1268,6 +1306,7 @@
           </w:tcPr>
           <w:p>
             <w:pPr>
+              <w:keepNext/>
               <w:spacing w:after="40" w:before="0"/>
               <w:jc w:val="left"/>
             </w:pPr>
@@ -1287,6 +1326,7 @@
           </w:p>
           <w:p>
             <w:pPr>
+              <w:keepNext/>
               <w:spacing w:after="40" w:before="0"/>
               <w:jc w:val="left"/>
             </w:pPr>
@@ -1306,6 +1346,7 @@
           </w:p>
           <w:p>
             <w:pPr>
+              <w:keepNext/>
               <w:spacing w:after="40" w:before="0"/>
               <w:jc w:val="left"/>
             </w:pPr>
@@ -1325,6 +1366,7 @@
           </w:p>
           <w:p>
             <w:pPr>
+              <w:keepNext/>
               <w:spacing w:after="40" w:before="0"/>
               <w:jc w:val="left"/>
             </w:pPr>
@@ -1362,6 +1404,7 @@
           </w:tcPr>
           <w:p>
             <w:pPr>
+              <w:keepNext w:val="false"/>
               <w:spacing w:after="40" w:before="0"/>
               <w:jc w:val="left"/>
             </w:pPr>
@@ -1425,6 +1468,7 @@
           </w:tcPr>
           <w:p>
             <w:pPr>
+              <w:keepNext w:val="false"/>
               <w:spacing w:after="40" w:before="0"/>
               <w:jc w:val="center"/>
             </w:pPr>
@@ -1459,6 +1503,7 @@
           </w:tcPr>
           <w:p>
             <w:pPr>
+              <w:keepNext w:val="false"/>
               <w:spacing w:after="40" w:before="0"/>
               <w:jc w:val="left"/>
             </w:pPr>
@@ -1491,6 +1536,7 @@
           </w:tcPr>
           <w:p>
             <w:pPr>
+              <w:keepNext w:val="false"/>
               <w:spacing w:after="40" w:before="0"/>
               <w:jc w:val="left"/>
             </w:pPr>
@@ -1523,6 +1569,7 @@
           </w:tcPr>
           <w:p>
             <w:pPr>
+              <w:keepNext w:val="false"/>
               <w:spacing w:after="40" w:before="0"/>
               <w:jc w:val="left"/>
             </w:pPr>
@@ -1555,6 +1602,7 @@
           </w:tcPr>
           <w:p>
             <w:pPr>
+              <w:keepNext w:val="false"/>
               <w:spacing w:after="40" w:before="0"/>
               <w:jc w:val="left"/>
             </w:pPr>
@@ -1589,6 +1637,7 @@
           </w:tcPr>
           <w:p>
             <w:pPr>
+              <w:keepNext w:val="false"/>
               <w:spacing w:after="40" w:before="0"/>
               <w:jc w:val="left"/>
             </w:pPr>
@@ -1621,6 +1670,7 @@
           </w:tcPr>
           <w:p>
             <w:pPr>
+              <w:keepNext w:val="false"/>
               <w:spacing w:after="40" w:before="0"/>
               <w:jc w:val="left"/>
             </w:pPr>
@@ -1653,6 +1703,7 @@
           </w:tcPr>
           <w:p>
             <w:pPr>
+              <w:keepNext w:val="false"/>
               <w:spacing w:after="40" w:before="0"/>
               <w:jc w:val="left"/>
             </w:pPr>
@@ -1685,6 +1736,7 @@
           </w:tcPr>
           <w:p>
             <w:pPr>
+              <w:keepNext w:val="false"/>
               <w:spacing w:after="40" w:before="0"/>
               <w:jc w:val="left"/>
             </w:pPr>
@@ -1719,6 +1771,7 @@
           </w:tcPr>
           <w:p>
             <w:pPr>
+              <w:keepNext w:val="false"/>
               <w:spacing w:after="40" w:before="0"/>
               <w:jc w:val="left"/>
             </w:pPr>
@@ -1751,6 +1804,7 @@
           </w:tcPr>
           <w:p>
             <w:pPr>
+              <w:keepNext w:val="false"/>
               <w:spacing w:after="40" w:before="0"/>
               <w:jc w:val="left"/>
             </w:pPr>
@@ -1783,6 +1837,7 @@
           </w:tcPr>
           <w:p>
             <w:pPr>
+              <w:keepNext w:val="false"/>
               <w:spacing w:after="40" w:before="0"/>
               <w:jc w:val="left"/>
             </w:pPr>
@@ -1815,6 +1870,7 @@
           </w:tcPr>
           <w:p>
             <w:pPr>
+              <w:keepNext w:val="false"/>
               <w:spacing w:after="40" w:before="0"/>
               <w:jc w:val="left"/>
             </w:pPr>
@@ -1849,6 +1905,7 @@
           </w:tcPr>
           <w:p>
             <w:pPr>
+              <w:keepNext w:val="false"/>
               <w:spacing w:after="40" w:before="0"/>
               <w:jc w:val="left"/>
             </w:pPr>
@@ -1881,6 +1938,7 @@
           </w:tcPr>
           <w:p>
             <w:pPr>
+              <w:keepNext w:val="false"/>
               <w:spacing w:after="40" w:before="0"/>
               <w:jc w:val="left"/>
             </w:pPr>
@@ -1913,6 +1971,7 @@
           </w:tcPr>
           <w:p>
             <w:pPr>
+              <w:keepNext w:val="false"/>
               <w:spacing w:after="40" w:before="0"/>
               <w:jc w:val="left"/>
             </w:pPr>
@@ -1945,6 +2004,7 @@
           </w:tcPr>
           <w:p>
             <w:pPr>
+              <w:keepNext w:val="false"/>
               <w:spacing w:after="40" w:before="0"/>
               <w:jc w:val="left"/>
             </w:pPr>
@@ -1979,6 +2039,7 @@
           </w:tcPr>
           <w:p>
             <w:pPr>
+              <w:keepNext w:val="false"/>
               <w:spacing w:after="40" w:before="0"/>
               <w:jc w:val="left"/>
             </w:pPr>
@@ -2011,6 +2072,7 @@
           </w:tcPr>
           <w:p>
             <w:pPr>
+              <w:keepNext w:val="false"/>
               <w:spacing w:after="40" w:before="0"/>
               <w:jc w:val="left"/>
             </w:pPr>
@@ -2043,6 +2105,7 @@
           </w:tcPr>
           <w:p>
             <w:pPr>
+              <w:keepNext w:val="false"/>
               <w:spacing w:after="40" w:before="0"/>
               <w:jc w:val="left"/>
             </w:pPr>
@@ -2075,6 +2138,7 @@
           </w:tcPr>
           <w:p>
             <w:pPr>
+              <w:keepNext w:val="false"/>
               <w:spacing w:after="40" w:before="0"/>
               <w:jc w:val="left"/>
             </w:pPr>
@@ -2109,6 +2173,7 @@
           </w:tcPr>
           <w:p>
             <w:pPr>
+              <w:keepNext w:val="false"/>
               <w:spacing w:after="40" w:before="0"/>
               <w:jc w:val="left"/>
             </w:pPr>
@@ -2141,6 +2206,7 @@
           </w:tcPr>
           <w:p>
             <w:pPr>
+              <w:keepNext w:val="false"/>
               <w:spacing w:after="40" w:before="0"/>
               <w:jc w:val="left"/>
             </w:pPr>
@@ -2173,6 +2239,7 @@
           </w:tcPr>
           <w:p>
             <w:pPr>
+              <w:keepNext w:val="false"/>
               <w:spacing w:after="40" w:before="0"/>
               <w:jc w:val="left"/>
             </w:pPr>
@@ -2205,6 +2272,7 @@
           </w:tcPr>
           <w:p>
             <w:pPr>
+              <w:keepNext w:val="false"/>
               <w:spacing w:after="40" w:before="0"/>
               <w:jc w:val="left"/>
             </w:pPr>
@@ -2343,7 +2411,7 @@
         </w:rPr>
         <w:t xml:space="preserve">© 2026 SeaVuria and ARES. This work is licensed under a </w:t>
       </w:r>
-      <w:hyperlink w:history="1" r:id="rIdbbzy6xcls6pui3k7oysg7">
+      <w:hyperlink w:history="1" r:id="rIdv5hd3c6v4mvmqdvuoqlyd">
         <w:r>
           <w:rPr>
             <w:rFonts w:ascii="Arial" w:cs="Arial" w:eastAsia="Arial" w:hAnsi="Arial"/>
@@ -2363,7 +2431,7 @@
         </w:rPr>
         <w:t xml:space="preserve"> (</w:t>
       </w:r>
-      <w:hyperlink w:history="1" r:id="rIdnh63gdrpb7r0ynpkno-g4">
+      <w:hyperlink w:history="1" r:id="rIdynymx8fveexkdtwz_xnuq">
         <w:r>
           <w:rPr>
             <w:rFonts w:ascii="Arial" w:cs="Arial" w:eastAsia="Arial" w:hAnsi="Arial"/>
@@ -2383,7 +2451,7 @@
         </w:rPr>
         <w:t xml:space="preserve">). To view a copy of this license, visit </w:t>
       </w:r>
-      <w:hyperlink w:history="1" r:id="rIdk1as8pib6ummyv3xtlplw">
+      <w:hyperlink w:history="1" r:id="rIdaindwvnj-4oow7yvgsxpv">
         <w:r>
           <w:rPr>
             <w:rFonts w:ascii="Arial" w:cs="Arial" w:eastAsia="Arial" w:hAnsi="Arial"/>

--- a/data/outputs/v2/Core_Mathematics/SS1.3_Quadratic_Expressions_and_Equations/Core_Mathematics_Quadratic_Expressions_and_Equations_FinalExplanation.docx
+++ b/data/outputs/v2/Core_Mathematics/SS1.3_Quadratic_Expressions_and_Equations/Core_Mathematics_Quadratic_Expressions_and_Equations_FinalExplanation.docx
@@ -2411,7 +2411,7 @@
         </w:rPr>
         <w:t xml:space="preserve">© 2026 SeaVuria and ARES. This work is licensed under a </w:t>
       </w:r>
-      <w:hyperlink w:history="1" r:id="rIdv5hd3c6v4mvmqdvuoqlyd">
+      <w:hyperlink w:history="1" r:id="rIduugw5wtizkir9cdfglpdk">
         <w:r>
           <w:rPr>
             <w:rFonts w:ascii="Arial" w:cs="Arial" w:eastAsia="Arial" w:hAnsi="Arial"/>
@@ -2431,7 +2431,7 @@
         </w:rPr>
         <w:t xml:space="preserve"> (</w:t>
       </w:r>
-      <w:hyperlink w:history="1" r:id="rIdynymx8fveexkdtwz_xnuq">
+      <w:hyperlink w:history="1" r:id="rId439oybuai3bq2846zawer">
         <w:r>
           <w:rPr>
             <w:rFonts w:ascii="Arial" w:cs="Arial" w:eastAsia="Arial" w:hAnsi="Arial"/>
@@ -2451,7 +2451,7 @@
         </w:rPr>
         <w:t xml:space="preserve">). To view a copy of this license, visit </w:t>
       </w:r>
-      <w:hyperlink w:history="1" r:id="rIdaindwvnj-4oow7yvgsxpv">
+      <w:hyperlink w:history="1" r:id="rIdq2hroixu2jd1551b95jyr">
         <w:r>
           <w:rPr>
             <w:rFonts w:ascii="Arial" w:cs="Arial" w:eastAsia="Arial" w:hAnsi="Arial"/>
